--- a/internal_doc/03.开发设计/Amazon S3接口兼容/Story--SequoiaDB兼容Amazon S3接口 -桶分隔符管理.docx
+++ b/internal_doc/03.开发设计/Amazon S3接口兼容/Story--SequoiaDB兼容Amazon S3接口 -桶分隔符管理.docx
@@ -1053,6 +1053,19 @@
                 <w:i/>
               </w:rPr>
               <w:t>PUT /</w:t>
+            </w:r>
+            <w:r>
+              <w:rPr>
+                <w:rFonts w:hint="eastAsia"/>
+                <w:i/>
+              </w:rPr>
+              <w:t>s3</w:t>
+            </w:r>
+            <w:r>
+              <w:rPr>
+                <w:i/>
+              </w:rPr>
+              <w:t>/</w:t>
             </w:r>
             <w:r>
               <w:rPr>
@@ -3157,31 +3170,27 @@
         <w:rPr>
           <w:rFonts w:hint="eastAsia"/>
         </w:rPr>
-        <w:t>查询当前桶信息（并</w:t>
-      </w:r>
-      <w:r>
-        <w:rPr>
-          <w:rFonts w:hint="eastAsia"/>
-        </w:rPr>
-        <w:t>锁住当前桶信息），</w:t>
-      </w:r>
-      <w:r>
-        <w:rPr>
-          <w:rFonts w:hint="eastAsia"/>
-        </w:rPr>
-        <w:t>如果当前分隔符状态不稳定，则返回错误，</w:t>
-      </w:r>
-      <w:r>
-        <w:rPr>
-          <w:rFonts w:hint="eastAsia"/>
-        </w:rPr>
-        <w:t>提示</w:t>
-      </w:r>
-      <w:r>
-        <w:rPr>
-          <w:rFonts w:hint="eastAsia"/>
-        </w:rPr>
-        <w:t>分隔符重建任务正在进行中。</w:t>
+        <w:t>查询当前桶信息（并锁住</w:t>
+      </w:r>
+      <w:proofErr w:type="gramStart"/>
+      <w:r>
+        <w:rPr>
+          <w:rFonts w:hint="eastAsia"/>
+        </w:rPr>
+        <w:t>当前桶信</w:t>
+      </w:r>
+      <w:proofErr w:type="gramEnd"/>
+      <w:r>
+        <w:rPr>
+          <w:rStyle w:val="af"/>
+        </w:rPr>
+        <w:commentReference w:id="3"/>
+      </w:r>
+      <w:r>
+        <w:rPr>
+          <w:rFonts w:hint="eastAsia"/>
+        </w:rPr>
+        <w:t>息）</w:t>
       </w:r>
     </w:p>
     <w:p>
@@ -3192,7 +3201,19 @@
         <w:rPr>
           <w:rFonts w:hint="eastAsia"/>
         </w:rPr>
-        <w:t>如果本次修改分隔符与状态稳定的分隔符一致，则直接返回成功。</w:t>
+        <w:t>如果本次修改分隔符与当前分隔符一致且当前分隔符状态为</w:t>
+      </w:r>
+      <w:r>
+        <w:rPr>
+          <w:rFonts w:hint="eastAsia"/>
+        </w:rPr>
+        <w:t>Normal</w:t>
+      </w:r>
+      <w:r>
+        <w:rPr>
+          <w:rFonts w:hint="eastAsia"/>
+        </w:rPr>
+        <w:t>，则直接返回成功。</w:t>
       </w:r>
     </w:p>
     <w:p>
@@ -3203,52 +3224,37 @@
         <w:rPr>
           <w:rFonts w:hint="eastAsia"/>
         </w:rPr>
-        <w:t>如果当前分隔符状态稳定，</w:t>
-      </w:r>
-      <w:r>
-        <w:rPr>
-          <w:rFonts w:hint="eastAsia"/>
-        </w:rPr>
-        <w:t>则到</w:t>
-      </w:r>
-      <w:r>
-        <w:rPr>
-          <w:rFonts w:hint="eastAsia"/>
-        </w:rPr>
-        <w:t>ID</w:t>
-      </w:r>
-      <w:r>
-        <w:rPr>
-          <w:rFonts w:hint="eastAsia"/>
-        </w:rPr>
-        <w:t>生成表中获取一个新</w:t>
-      </w:r>
-      <w:r>
-        <w:rPr>
-          <w:rFonts w:hint="eastAsia"/>
-        </w:rPr>
-        <w:t>ID</w:t>
-      </w:r>
-      <w:r>
-        <w:rPr>
-          <w:rFonts w:hint="eastAsia"/>
-        </w:rPr>
-        <w:t>作为此次任务</w:t>
-      </w:r>
-      <w:r>
-        <w:rPr>
-          <w:rFonts w:hint="eastAsia"/>
-        </w:rPr>
-        <w:t>ID</w:t>
-      </w:r>
-      <w:r>
-        <w:t xml:space="preserve"> </w:t>
-      </w:r>
-      <w:r>
-        <w:rPr>
-          <w:rFonts w:hint="eastAsia"/>
-        </w:rPr>
-        <w:t>。</w:t>
+        <w:t>如果当前分隔符状态</w:t>
+      </w:r>
+      <w:r>
+        <w:rPr>
+          <w:rFonts w:hint="eastAsia"/>
+        </w:rPr>
+        <w:t>不为</w:t>
+      </w:r>
+      <w:r>
+        <w:rPr>
+          <w:rFonts w:hint="eastAsia"/>
+        </w:rPr>
+        <w:t>Normal</w:t>
+      </w:r>
+      <w:r>
+        <w:rPr>
+          <w:rFonts w:hint="eastAsia"/>
+        </w:rPr>
+        <w:t>，则返回错误，</w:t>
+      </w:r>
+      <w:r>
+        <w:rPr>
+          <w:rFonts w:hint="eastAsia"/>
+        </w:rPr>
+        <w:t>提示</w:t>
+      </w:r>
+      <w:r>
+        <w:rPr>
+          <w:rFonts w:hint="eastAsia"/>
+        </w:rPr>
+        <w:t>分隔符重建任务正在进行中。</w:t>
       </w:r>
     </w:p>
     <w:p>
@@ -3259,22 +3265,45 @@
         <w:rPr>
           <w:rFonts w:hint="eastAsia"/>
         </w:rPr>
-        <w:t>如果</w:t>
-      </w:r>
-      <w:r>
-        <w:rPr>
-          <w:rFonts w:hint="eastAsia"/>
-        </w:rPr>
-        <w:t>Delimiter</w:t>
-      </w:r>
-      <w:r>
-        <w:t>2</w:t>
-      </w:r>
-      <w:r>
-        <w:rPr>
-          <w:rFonts w:hint="eastAsia"/>
-        </w:rPr>
-        <w:t>的位置中有原失效分隔符（待删除和删除中）的记录，则删除目录结构表中的关于失效分隔符的记录。</w:t>
+        <w:t>如果当前分隔符状态为</w:t>
+      </w:r>
+      <w:r>
+        <w:rPr>
+          <w:rFonts w:hint="eastAsia"/>
+        </w:rPr>
+        <w:t>Normal</w:t>
+      </w:r>
+      <w:r>
+        <w:rPr>
+          <w:rFonts w:hint="eastAsia"/>
+        </w:rPr>
+        <w:t>，但是备用分隔符不为空，将备用分隔符状态改为</w:t>
+      </w:r>
+      <w:r>
+        <w:rPr>
+          <w:rFonts w:hint="eastAsia"/>
+        </w:rPr>
+        <w:t>deleting</w:t>
+      </w:r>
+      <w:r>
+        <w:rPr>
+          <w:rFonts w:hint="eastAsia"/>
+        </w:rPr>
+        <w:t>，并将该</w:t>
+      </w:r>
+      <w:proofErr w:type="gramStart"/>
+      <w:r>
+        <w:rPr>
+          <w:rFonts w:hint="eastAsia"/>
+        </w:rPr>
+        <w:t>桶加入</w:t>
+      </w:r>
+      <w:proofErr w:type="gramEnd"/>
+      <w:r>
+        <w:rPr>
+          <w:rFonts w:hint="eastAsia"/>
+        </w:rPr>
+        <w:t>清理队列，返回失败。</w:t>
       </w:r>
     </w:p>
     <w:p>
@@ -3285,43 +3314,70 @@
         <w:rPr>
           <w:rFonts w:hint="eastAsia"/>
         </w:rPr>
-        <w:t>修改分隔符状态时同时需要修改的字段如下（以原分隔符为</w:t>
-      </w:r>
-      <w:r>
-        <w:rPr>
-          <w:rFonts w:hint="eastAsia"/>
-        </w:rPr>
-        <w:t>Delimiter</w:t>
-      </w:r>
-      <w:r>
-        <w:t>1</w:t>
-      </w:r>
-      <w:r>
-        <w:rPr>
-          <w:rFonts w:hint="eastAsia"/>
-        </w:rPr>
-        <w:t>，新分隔符放在</w:t>
-      </w:r>
-      <w:r>
-        <w:rPr>
-          <w:rFonts w:hint="eastAsia"/>
-        </w:rPr>
-        <w:t>Delimiter</w:t>
-      </w:r>
-      <w:r>
-        <w:t>2</w:t>
-      </w:r>
-      <w:r>
-        <w:rPr>
-          <w:rFonts w:hint="eastAsia"/>
-        </w:rPr>
-        <w:t>为例）</w:t>
-      </w:r>
-      <w:r>
-        <w:rPr>
-          <w:rFonts w:hint="eastAsia"/>
-        </w:rPr>
-        <w:t>：</w:t>
+        <w:t>如果当前分隔符状态</w:t>
+      </w:r>
+      <w:r>
+        <w:rPr>
+          <w:rFonts w:hint="eastAsia"/>
+        </w:rPr>
+        <w:t>Normal</w:t>
+      </w:r>
+      <w:r>
+        <w:rPr>
+          <w:rFonts w:hint="eastAsia"/>
+        </w:rPr>
+        <w:t>且备用分隔符为空</w:t>
+      </w:r>
+      <w:r>
+        <w:rPr>
+          <w:rFonts w:hint="eastAsia"/>
+        </w:rPr>
+        <w:t>，</w:t>
+      </w:r>
+      <w:r>
+        <w:rPr>
+          <w:rFonts w:hint="eastAsia"/>
+        </w:rPr>
+        <w:t>则到</w:t>
+      </w:r>
+      <w:r>
+        <w:rPr>
+          <w:rFonts w:hint="eastAsia"/>
+        </w:rPr>
+        <w:t>ID</w:t>
+      </w:r>
+      <w:r>
+        <w:rPr>
+          <w:rFonts w:hint="eastAsia"/>
+        </w:rPr>
+        <w:t>生成表中获取一个新</w:t>
+      </w:r>
+      <w:r>
+        <w:rPr>
+          <w:rFonts w:hint="eastAsia"/>
+        </w:rPr>
+        <w:t>ID</w:t>
+      </w:r>
+      <w:r>
+        <w:rPr>
+          <w:rFonts w:hint="eastAsia"/>
+        </w:rPr>
+        <w:t>作为此次任务</w:t>
+      </w:r>
+      <w:r>
+        <w:rPr>
+          <w:rFonts w:hint="eastAsia"/>
+        </w:rPr>
+        <w:t>ID</w:t>
+      </w:r>
+      <w:r>
+        <w:t xml:space="preserve"> </w:t>
+      </w:r>
+      <w:r>
+        <w:rPr>
+          <w:rFonts w:hint="eastAsia"/>
+        </w:rPr>
+        <w:t>。</w:t>
       </w:r>
     </w:p>
     <w:p>
@@ -3329,57 +3385,69 @@
         <w:ind w:left="0" w:firstLineChars="200" w:firstLine="420"/>
       </w:pPr>
       <w:r>
-        <w:t xml:space="preserve">    Delimiter</w:t>
+        <w:rPr>
+          <w:rFonts w:hint="eastAsia"/>
+        </w:rPr>
+        <w:t>修改分隔符状态时同时需要修改的字段如下（以原分隔符为</w:t>
+      </w:r>
+      <w:r>
+        <w:rPr>
+          <w:rFonts w:hint="eastAsia"/>
+        </w:rPr>
+        <w:t>Delimiter</w:t>
+      </w:r>
+      <w:r>
+        <w:t>1</w:t>
+      </w:r>
+      <w:r>
+        <w:rPr>
+          <w:rFonts w:hint="eastAsia"/>
+        </w:rPr>
+        <w:t>，新分隔符放在</w:t>
+      </w:r>
+      <w:r>
+        <w:rPr>
+          <w:rFonts w:hint="eastAsia"/>
+        </w:rPr>
+        <w:t>Delimiter</w:t>
+      </w:r>
+      <w:r>
+        <w:t>2</w:t>
+      </w:r>
+      <w:r>
+        <w:rPr>
+          <w:rFonts w:hint="eastAsia"/>
+        </w:rPr>
+        <w:t>为例）</w:t>
       </w:r>
       <w:r>
         <w:rPr>
           <w:rFonts w:hint="eastAsia"/>
         </w:rPr>
         <w:t>：</w:t>
-      </w:r>
-      <w:r>
-        <w:rPr>
-          <w:rFonts w:hint="eastAsia"/>
-        </w:rPr>
-        <w:t>修改分隔符指向新的分隔符</w:t>
-      </w:r>
-      <w:r>
-        <w:t>Delimiter</w:t>
-      </w:r>
-      <w:r>
-        <w:t>2</w:t>
       </w:r>
     </w:p>
     <w:p>
       <w:pPr>
-        <w:ind w:left="0" w:firstLineChars="400" w:firstLine="840"/>
-      </w:pPr>
-      <w:r>
-        <w:rPr>
-          <w:rFonts w:hint="eastAsia"/>
-        </w:rPr>
-        <w:t>Delimiter</w:t>
-      </w:r>
-      <w:r>
-        <w:t>1</w:t>
-      </w:r>
-      <w:r>
-        <w:rPr>
-          <w:rFonts w:hint="eastAsia"/>
-        </w:rPr>
-        <w:t>Status</w:t>
-      </w:r>
-      <w:r>
-        <w:rPr>
-          <w:rFonts w:hint="eastAsia"/>
-        </w:rPr>
-        <w:t>：旧分隔符的状态改为</w:t>
-      </w:r>
-      <w:r>
-        <w:rPr>
-          <w:rFonts w:hint="eastAsia"/>
-        </w:rPr>
-        <w:t>suspended</w:t>
+        <w:ind w:left="0" w:firstLineChars="200" w:firstLine="420"/>
+      </w:pPr>
+      <w:r>
+        <w:t xml:space="preserve">    Delimiter</w:t>
+      </w:r>
+      <w:r>
+        <w:rPr>
+          <w:rFonts w:hint="eastAsia"/>
+        </w:rPr>
+        <w:t>：</w:t>
+      </w:r>
+      <w:r>
+        <w:rPr>
+          <w:rFonts w:hint="eastAsia"/>
+        </w:rPr>
+        <w:t>修改分隔符指向新的分隔符</w:t>
+      </w:r>
+      <w:r>
+        <w:t>2</w:t>
       </w:r>
     </w:p>
     <w:p>
@@ -3399,13 +3467,19 @@
         <w:rPr>
           <w:rFonts w:hint="eastAsia"/>
         </w:rPr>
-        <w:t>ModTime</w:t>
-      </w:r>
-      <w:r>
-        <w:rPr>
-          <w:rFonts w:hint="eastAsia"/>
-        </w:rPr>
-        <w:t>：旧分隔符的修改时间修改为当前时间</w:t>
+        <w:t>Status</w:t>
+      </w:r>
+      <w:r>
+        <w:rPr>
+          <w:rFonts w:hint="eastAsia"/>
+        </w:rPr>
+        <w:t>：旧分隔符的状态改为</w:t>
+      </w:r>
+      <w:r>
+        <w:rPr>
+          <w:rFonts w:hint="eastAsia"/>
+        </w:rPr>
+        <w:t>suspended</w:t>
       </w:r>
     </w:p>
     <w:p>
@@ -3413,16 +3487,25 @@
         <w:ind w:left="0" w:firstLineChars="400" w:firstLine="840"/>
       </w:pPr>
       <w:r>
+        <w:rPr>
+          <w:rFonts w:hint="eastAsia"/>
+        </w:rPr>
         <w:t>Delimiter</w:t>
       </w:r>
       <w:r>
-        <w:t>2</w:t>
-      </w:r>
-      <w:r>
-        <w:rPr>
-          <w:rFonts w:hint="eastAsia"/>
-        </w:rPr>
-        <w:t>：新分隔符</w:t>
+        <w:t>1</w:t>
+      </w:r>
+      <w:r>
+        <w:rPr>
+          <w:rFonts w:hint="eastAsia"/>
+        </w:rPr>
+        <w:t>ModTime</w:t>
+      </w:r>
+      <w:r>
+        <w:rPr>
+          <w:rFonts w:hint="eastAsia"/>
+        </w:rPr>
+        <w:t>：旧分隔符的修改时间修改为当前时间</w:t>
       </w:r>
     </w:p>
     <w:p>
@@ -3430,9 +3513,6 @@
         <w:ind w:left="0" w:firstLineChars="400" w:firstLine="840"/>
       </w:pPr>
       <w:r>
-        <w:rPr>
-          <w:rFonts w:hint="eastAsia"/>
-        </w:rPr>
         <w:t>Delimiter</w:t>
       </w:r>
       <w:r>
@@ -3442,13 +3522,39 @@
         <w:rPr>
           <w:rFonts w:hint="eastAsia"/>
         </w:rPr>
+        <w:t>：新分隔符</w:t>
+      </w:r>
+    </w:p>
+    <w:p>
+      <w:pPr>
+        <w:ind w:left="0" w:firstLineChars="400" w:firstLine="840"/>
+      </w:pPr>
+      <w:r>
+        <w:rPr>
+          <w:rFonts w:hint="eastAsia"/>
+        </w:rPr>
+        <w:t>Delimiter</w:t>
+      </w:r>
+      <w:r>
+        <w:t>2</w:t>
+      </w:r>
+      <w:r>
+        <w:rPr>
+          <w:rFonts w:hint="eastAsia"/>
+        </w:rPr>
         <w:t>Status</w:t>
       </w:r>
       <w:r>
         <w:rPr>
           <w:rFonts w:hint="eastAsia"/>
         </w:rPr>
-        <w:t>：新分隔符状态</w:t>
+        <w:t>：</w:t>
+      </w:r>
+      <w:r>
+        <w:rPr>
+          <w:rFonts w:hint="eastAsia"/>
+        </w:rPr>
+        <w:t>creating</w:t>
       </w:r>
     </w:p>
     <w:p>
@@ -3691,31 +3797,50 @@
         <w:rPr>
           <w:rFonts w:hint="eastAsia"/>
         </w:rPr>
-        <w:t>当开始逐条重建层级结构时，</w:t>
-      </w:r>
-      <w:r>
-        <w:rPr>
-          <w:rFonts w:hint="eastAsia"/>
-        </w:rPr>
-        <w:t>会</w:t>
-      </w:r>
-      <w:r>
-        <w:rPr>
-          <w:rFonts w:hint="eastAsia"/>
-        </w:rPr>
-        <w:t>逐条读取最新元数据表中的元数据，</w:t>
-      </w:r>
-      <w:r>
-        <w:rPr>
-          <w:rFonts w:hint="eastAsia"/>
-        </w:rPr>
-        <w:t>每处理一个对象，启动一个事务，</w:t>
-      </w:r>
-      <w:r>
-        <w:rPr>
-          <w:rFonts w:hint="eastAsia"/>
-        </w:rPr>
-        <w:t>分析每个</w:t>
+        <w:t>当开始重建层级结构时，</w:t>
+      </w:r>
+      <w:r>
+        <w:rPr>
+          <w:rFonts w:hint="eastAsia"/>
+        </w:rPr>
+        <w:t>启动新事务，一次读取并锁定</w:t>
+      </w:r>
+      <w:r>
+        <w:rPr>
+          <w:rFonts w:hint="eastAsia"/>
+        </w:rPr>
+        <w:t>10</w:t>
+      </w:r>
+      <w:r>
+        <w:rPr>
+          <w:rFonts w:hint="eastAsia"/>
+        </w:rPr>
+        <w:t>条最</w:t>
+      </w:r>
+      <w:r>
+        <w:rPr>
+          <w:rFonts w:hint="eastAsia"/>
+        </w:rPr>
+        <w:t>新元数据表中的元数据，</w:t>
+      </w:r>
+      <w:commentRangeStart w:id="4"/>
+      <w:r>
+        <w:rPr>
+          <w:rFonts w:hint="eastAsia"/>
+        </w:rPr>
+        <w:t>分析</w:t>
+      </w:r>
+      <w:r>
+        <w:rPr>
+          <w:rFonts w:hint="eastAsia"/>
+        </w:rPr>
+        <w:t>结果中的</w:t>
+      </w:r>
+      <w:r>
+        <w:rPr>
+          <w:rFonts w:hint="eastAsia"/>
+        </w:rPr>
+        <w:t>每个</w:t>
       </w:r>
       <w:r>
         <w:rPr>
@@ -3727,19 +3852,62 @@
         <w:rPr>
           <w:rFonts w:hint="eastAsia"/>
         </w:rPr>
-        <w:t>，根据分隔符分解为多层，并逐层到层级结构中查询，如果有则找下一层，如果没有则添加，一直将</w:t>
-      </w:r>
-      <w:r>
-        <w:rPr>
-          <w:rFonts w:hint="eastAsia"/>
-        </w:rPr>
-        <w:t>key</w:t>
-      </w:r>
-      <w:r>
-        <w:rPr>
-          <w:rFonts w:hint="eastAsia"/>
-        </w:rPr>
-        <w:t>的每一层都找到对应的层级后，刷新元数据对应的</w:t>
+        <w:t>，</w:t>
+      </w:r>
+      <w:commentRangeEnd w:id="4"/>
+      <w:r>
+        <w:rPr>
+          <w:rStyle w:val="af"/>
+        </w:rPr>
+        <w:commentReference w:id="4"/>
+      </w:r>
+      <w:r>
+        <w:rPr>
+          <w:rFonts w:hint="eastAsia"/>
+        </w:rPr>
+        <w:t>根据分隔符分解目录，并根据新目录获得目录</w:t>
+      </w:r>
+      <w:r>
+        <w:rPr>
+          <w:rFonts w:hint="eastAsia"/>
+        </w:rPr>
+        <w:t>ID</w:t>
+      </w:r>
+      <w:r>
+        <w:rPr>
+          <w:rFonts w:hint="eastAsia"/>
+        </w:rPr>
+        <w:t>，如果当前目录表中尚未添加该目录，则新申请目录</w:t>
+      </w:r>
+      <w:r>
+        <w:rPr>
+          <w:rFonts w:hint="eastAsia"/>
+        </w:rPr>
+        <w:t>ID</w:t>
+      </w:r>
+      <w:r>
+        <w:rPr>
+          <w:rFonts w:hint="eastAsia"/>
+        </w:rPr>
+        <w:t>，在目录表中增加目录</w:t>
+      </w:r>
+      <w:r>
+        <w:rPr>
+          <w:rFonts w:hint="eastAsia"/>
+        </w:rPr>
+        <w:t>，</w:t>
+      </w:r>
+      <w:r>
+        <w:rPr>
+          <w:rFonts w:hint="eastAsia"/>
+        </w:rPr>
+        <w:t>然后</w:t>
+      </w:r>
+      <w:r>
+        <w:rPr>
+          <w:rFonts w:hint="eastAsia"/>
+        </w:rPr>
+        <w:t>刷新元数据对应的</w:t>
       </w:r>
       <w:r>
         <w:rPr>
@@ -3754,7 +3922,37 @@
         <w:rPr>
           <w:rFonts w:hint="eastAsia"/>
         </w:rPr>
-        <w:t>，历史元数据表中的</w:t>
+        <w:t>，读取完</w:t>
+      </w:r>
+      <w:r>
+        <w:rPr>
+          <w:rFonts w:hint="eastAsia"/>
+        </w:rPr>
+        <w:t>10</w:t>
+      </w:r>
+      <w:r>
+        <w:rPr>
+          <w:rFonts w:hint="eastAsia"/>
+        </w:rPr>
+        <w:t>条记录后，提交事务，再从最后一条记录开始读取并锁定</w:t>
+      </w:r>
+      <w:r>
+        <w:rPr>
+          <w:rFonts w:hint="eastAsia"/>
+        </w:rPr>
+        <w:t>10</w:t>
+      </w:r>
+      <w:r>
+        <w:rPr>
+          <w:rFonts w:hint="eastAsia"/>
+        </w:rPr>
+        <w:t>条记录，逐条分解目录，直到最新元数据表中的全部数据都重建完成。</w:t>
+      </w:r>
+      <w:r>
+        <w:rPr>
+          <w:rFonts w:hint="eastAsia"/>
+        </w:rPr>
+        <w:t>历史元数据表中的</w:t>
       </w:r>
       <w:r>
         <w:rPr>
@@ -3790,8 +3988,16 @@
         <w:rPr>
           <w:rFonts w:hint="eastAsia"/>
         </w:rPr>
-        <w:t>，因此更新分隔符不需要更新历史表中的层级编码</w:t>
-      </w:r>
+        <w:t>，因此更新分隔符不需要更新历史表中的</w:t>
+      </w:r>
+      <w:proofErr w:type="spellStart"/>
+      <w:r>
+        <w:rPr>
+          <w:rFonts w:hint="eastAsia"/>
+        </w:rPr>
+        <w:t>ParentId</w:t>
+      </w:r>
+      <w:proofErr w:type="spellEnd"/>
       <w:r>
         <w:rPr>
           <w:rFonts w:hint="eastAsia"/>
@@ -3863,45 +4069,33 @@
         <w:rPr>
           <w:rFonts w:hint="eastAsia"/>
         </w:rPr>
-        <w:t>分隔符状态设置为可用</w:t>
-      </w:r>
-      <w:r>
-        <w:rPr>
-          <w:rFonts w:hint="eastAsia"/>
-        </w:rPr>
-        <w:t>，并将原分隔符的状态设置为待删除</w:t>
-      </w:r>
-      <w:r>
-        <w:rPr>
-          <w:rFonts w:hint="eastAsia"/>
-        </w:rPr>
-        <w:t>。</w:t>
-      </w:r>
-      <w:r>
-        <w:rPr>
-          <w:rFonts w:hint="eastAsia"/>
-        </w:rPr>
-        <w:t>并删除</w:t>
+        <w:t>分隔符状态设置为</w:t>
+      </w:r>
+      <w:r>
+        <w:rPr>
+          <w:rFonts w:hint="eastAsia"/>
+        </w:rPr>
+        <w:t>Normal</w:t>
+      </w:r>
+      <w:r>
+        <w:rPr>
+          <w:rFonts w:hint="eastAsia"/>
+        </w:rPr>
+        <w:t>，并将原分隔符的状态设置为</w:t>
       </w:r>
       <w:proofErr w:type="spellStart"/>
       <w:r>
         <w:rPr>
           <w:rFonts w:hint="eastAsia"/>
         </w:rPr>
-        <w:t>TaskID</w:t>
+        <w:t>ToBeDelete</w:t>
       </w:r>
       <w:proofErr w:type="spellEnd"/>
       <w:r>
         <w:rPr>
           <w:rFonts w:hint="eastAsia"/>
         </w:rPr>
-        <w:t>。</w:t>
-      </w:r>
-      <w:r>
-        <w:rPr>
-          <w:rFonts w:hint="eastAsia"/>
-        </w:rPr>
-        <w:t>此时再有查询请求携带对应分隔符进行查询时，就可以使用新的层级结构了。</w:t>
+        <w:t>。此时再有查询请求携带对应分隔符进行查询时，就可以使用新的层级结构了。</w:t>
       </w:r>
     </w:p>
     <w:p>
@@ -3912,212 +4106,569 @@
         <w:rPr>
           <w:rFonts w:hint="eastAsia"/>
         </w:rPr>
-        <w:t>删除任务表中的</w:t>
-      </w:r>
-      <w:proofErr w:type="spellStart"/>
-      <w:r>
-        <w:rPr>
-          <w:rFonts w:hint="eastAsia"/>
-        </w:rPr>
-        <w:t>TaskID</w:t>
-      </w:r>
-      <w:proofErr w:type="spellEnd"/>
-      <w:r>
-        <w:rPr>
-          <w:rFonts w:hint="eastAsia"/>
-        </w:rPr>
-        <w:t>记录。</w:t>
+        <w:lastRenderedPageBreak/>
+        <w:t>提交事务。</w:t>
       </w:r>
     </w:p>
     <w:p>
       <w:pPr>
-        <w:ind w:left="0" w:firstLineChars="200" w:firstLine="420"/>
-      </w:pPr>
-      <w:r>
-        <w:rPr>
-          <w:rFonts w:hint="eastAsia"/>
-        </w:rPr>
-        <w:t>提交事务。</w:t>
-      </w:r>
+        <w:ind w:left="0"/>
+      </w:pPr>
     </w:p>
     <w:p>
       <w:pPr>
         <w:ind w:left="0"/>
       </w:pPr>
+      <w:r>
+        <w:rPr>
+          <w:rFonts w:hint="eastAsia"/>
+        </w:rPr>
+        <w:t>失败处理：</w:t>
+      </w:r>
     </w:p>
     <w:p>
       <w:pPr>
-        <w:ind w:left="0"/>
-      </w:pPr>
-      <w:r>
-        <w:rPr>
-          <w:rFonts w:hint="eastAsia"/>
-        </w:rPr>
-        <w:lastRenderedPageBreak/>
-        <w:t>失败处理：</w:t>
+        <w:ind w:left="0" w:firstLineChars="200" w:firstLine="420"/>
+      </w:pPr>
+      <w:r>
+        <w:rPr>
+          <w:rFonts w:hint="eastAsia"/>
+        </w:rPr>
+        <w:t>当重建目录层级过程中出现异常无法重建，则需要回退修改，将任务表中的</w:t>
+      </w:r>
+      <w:proofErr w:type="spellStart"/>
+      <w:r>
+        <w:rPr>
+          <w:rFonts w:hint="eastAsia"/>
+        </w:rPr>
+        <w:t>TaskID</w:t>
+      </w:r>
+      <w:proofErr w:type="spellEnd"/>
+      <w:r>
+        <w:rPr>
+          <w:rFonts w:hint="eastAsia"/>
+        </w:rPr>
+        <w:t>删除，将桶元数据表中的分隔符</w:t>
+      </w:r>
+      <w:r>
+        <w:rPr>
+          <w:rFonts w:hint="eastAsia"/>
+        </w:rPr>
+        <w:t>suspended</w:t>
+      </w:r>
+      <w:r>
+        <w:rPr>
+          <w:rFonts w:hint="eastAsia"/>
+        </w:rPr>
+        <w:t>的状态修改为</w:t>
+      </w:r>
+      <w:r>
+        <w:rPr>
+          <w:rFonts w:hint="eastAsia"/>
+        </w:rPr>
+        <w:t>normal</w:t>
+      </w:r>
+      <w:r>
+        <w:rPr>
+          <w:rFonts w:hint="eastAsia"/>
+        </w:rPr>
+        <w:t>，</w:t>
+      </w:r>
+      <w:r>
+        <w:rPr>
+          <w:rFonts w:hint="eastAsia"/>
+        </w:rPr>
+        <w:t>creating</w:t>
+      </w:r>
+      <w:r>
+        <w:rPr>
+          <w:rFonts w:hint="eastAsia"/>
+        </w:rPr>
+        <w:t>状态修改为</w:t>
+      </w:r>
+      <w:r>
+        <w:rPr>
+          <w:rFonts w:hint="eastAsia"/>
+        </w:rPr>
+        <w:t>deleting</w:t>
+      </w:r>
+      <w:r>
+        <w:rPr>
+          <w:rFonts w:hint="eastAsia"/>
+        </w:rPr>
+        <w:t>。</w:t>
       </w:r>
     </w:p>
     <w:p>
       <w:pPr>
-        <w:ind w:left="0" w:firstLineChars="200" w:firstLine="420"/>
-      </w:pPr>
-      <w:r>
-        <w:rPr>
-          <w:rFonts w:hint="eastAsia"/>
-        </w:rPr>
-        <w:t>当重建目录层级过程中出现异常无法重建，则需要回退修改，将任务表中的</w:t>
-      </w:r>
-      <w:proofErr w:type="spellStart"/>
-      <w:r>
-        <w:rPr>
-          <w:rFonts w:hint="eastAsia"/>
-        </w:rPr>
-        <w:t>TaskID</w:t>
-      </w:r>
-      <w:proofErr w:type="spellEnd"/>
-      <w:r>
-        <w:rPr>
-          <w:rFonts w:hint="eastAsia"/>
-        </w:rPr>
-        <w:t>删除，将桶元数据表中的分隔符状态恢复为修改前。</w:t>
-      </w:r>
+        <w:ind w:left="0"/>
+      </w:pPr>
     </w:p>
     <w:p>
       <w:pPr>
         <w:ind w:left="0"/>
       </w:pPr>
+      <w:r>
+        <w:rPr>
+          <w:rFonts w:hint="eastAsia"/>
+        </w:rPr>
+        <w:t>系统定时任务，每</w:t>
+      </w:r>
+      <w:r>
+        <w:rPr>
+          <w:rFonts w:hint="eastAsia"/>
+        </w:rPr>
+        <w:t>15</w:t>
+      </w:r>
+      <w:r>
+        <w:rPr>
+          <w:rFonts w:hint="eastAsia"/>
+        </w:rPr>
+        <w:t>分钟</w:t>
+      </w:r>
+      <w:r>
+        <w:rPr>
+          <w:rFonts w:hint="eastAsia"/>
+        </w:rPr>
+        <w:t>检索桶元数据，定时任务做两件事情：</w:t>
+      </w:r>
     </w:p>
     <w:p>
       <w:pPr>
-        <w:ind w:left="0"/>
-      </w:pPr>
-      <w:r>
-        <w:rPr>
-          <w:rFonts w:hint="eastAsia"/>
-        </w:rPr>
-        <w:t>系统定时任务，每小时检索桶元数据，定时任务做两件事情：</w:t>
+        <w:ind w:left="0" w:firstLineChars="200" w:firstLine="420"/>
+      </w:pPr>
+      <w:proofErr w:type="gramStart"/>
+      <w:r>
+        <w:rPr>
+          <w:rFonts w:hint="eastAsia"/>
+        </w:rPr>
+        <w:t>一</w:t>
+      </w:r>
+      <w:proofErr w:type="gramEnd"/>
+      <w:r>
+        <w:rPr>
+          <w:rFonts w:hint="eastAsia"/>
+        </w:rPr>
+        <w:t>：清理待删除的分隔符。</w:t>
+      </w:r>
+      <w:r>
+        <w:rPr>
+          <w:rFonts w:hint="eastAsia"/>
+        </w:rPr>
+        <w:t>搜索</w:t>
+      </w:r>
+      <w:r>
+        <w:rPr>
+          <w:rFonts w:hint="eastAsia"/>
+        </w:rPr>
+        <w:t>分隔符状态</w:t>
+      </w:r>
+      <w:r>
+        <w:rPr>
+          <w:rFonts w:hint="eastAsia"/>
+        </w:rPr>
+        <w:t>处于</w:t>
+      </w:r>
+      <w:proofErr w:type="spellStart"/>
+      <w:r>
+        <w:rPr>
+          <w:rFonts w:hint="eastAsia"/>
+        </w:rPr>
+        <w:t>toBeDelete</w:t>
+      </w:r>
+      <w:proofErr w:type="spellEnd"/>
+      <w:r>
+        <w:rPr>
+          <w:rFonts w:hint="eastAsia"/>
+        </w:rPr>
+        <w:t>且该状态</w:t>
+      </w:r>
+      <w:r>
+        <w:rPr>
+          <w:rFonts w:hint="eastAsia"/>
+        </w:rPr>
+        <w:t>已经超时</w:t>
+      </w:r>
+      <w:r>
+        <w:rPr>
+          <w:rFonts w:hint="eastAsia"/>
+        </w:rPr>
+        <w:t>（</w:t>
+      </w:r>
+      <w:r>
+        <w:rPr>
+          <w:rFonts w:hint="eastAsia"/>
+        </w:rPr>
+        <w:t>30</w:t>
+      </w:r>
+      <w:r>
+        <w:rPr>
+          <w:rFonts w:hint="eastAsia"/>
+        </w:rPr>
+        <w:t>）</w:t>
+      </w:r>
+      <w:r>
+        <w:rPr>
+          <w:rFonts w:hint="eastAsia"/>
+        </w:rPr>
+        <w:t>分钟</w:t>
+      </w:r>
+      <w:r>
+        <w:rPr>
+          <w:rFonts w:hint="eastAsia"/>
+        </w:rPr>
+        <w:t>的桶记录</w:t>
+      </w:r>
+      <w:r>
+        <w:rPr>
+          <w:rFonts w:hint="eastAsia"/>
+        </w:rPr>
+        <w:t>，</w:t>
+      </w:r>
+      <w:r>
+        <w:rPr>
+          <w:rFonts w:hint="eastAsia"/>
+        </w:rPr>
+        <w:t>逐条扫描符合条件的记录，并锁定</w:t>
+      </w:r>
+      <w:r>
+        <w:rPr>
+          <w:rFonts w:hint="eastAsia"/>
+        </w:rPr>
+        <w:t>，</w:t>
+      </w:r>
+      <w:r>
+        <w:rPr>
+          <w:rFonts w:hint="eastAsia"/>
+        </w:rPr>
+        <w:t>将分隔符状态从</w:t>
+      </w:r>
+      <w:proofErr w:type="spellStart"/>
+      <w:r>
+        <w:rPr>
+          <w:rFonts w:hint="eastAsia"/>
+        </w:rPr>
+        <w:t>ToBeDelete</w:t>
+      </w:r>
+      <w:proofErr w:type="spellEnd"/>
+      <w:r>
+        <w:rPr>
+          <w:rFonts w:hint="eastAsia"/>
+        </w:rPr>
+        <w:t>改成</w:t>
+      </w:r>
+      <w:r>
+        <w:rPr>
+          <w:rFonts w:hint="eastAsia"/>
+        </w:rPr>
+        <w:t>Deleting</w:t>
+      </w:r>
+      <w:r>
+        <w:rPr>
+          <w:rFonts w:hint="eastAsia"/>
+        </w:rPr>
+        <w:t>，同时</w:t>
+      </w:r>
+      <w:r>
+        <w:rPr>
+          <w:rFonts w:hint="eastAsia"/>
+        </w:rPr>
+        <w:t>将</w:t>
+      </w:r>
+      <w:proofErr w:type="gramStart"/>
+      <w:r>
+        <w:rPr>
+          <w:rFonts w:hint="eastAsia"/>
+        </w:rPr>
+        <w:t>桶加入</w:t>
+      </w:r>
+      <w:proofErr w:type="gramEnd"/>
+      <w:r>
+        <w:rPr>
+          <w:rFonts w:hint="eastAsia"/>
+        </w:rPr>
+        <w:t>清理队列。</w:t>
       </w:r>
     </w:p>
     <w:p>
       <w:pPr>
         <w:ind w:left="0" w:firstLineChars="200" w:firstLine="420"/>
       </w:pPr>
+      <w:r>
+        <w:rPr>
+          <w:rFonts w:hint="eastAsia"/>
+        </w:rPr>
+        <w:t>二：清理</w:t>
+      </w:r>
+      <w:r>
+        <w:rPr>
+          <w:rFonts w:hint="eastAsia"/>
+        </w:rPr>
+        <w:t>僵尸任务。</w:t>
+      </w:r>
+      <w:r>
+        <w:rPr>
+          <w:rFonts w:hint="eastAsia"/>
+        </w:rPr>
+        <w:t>检查桶元数据，如果当前分隔符状态处于</w:t>
+      </w:r>
+      <w:proofErr w:type="spellStart"/>
+      <w:r>
+        <w:rPr>
+          <w:rFonts w:hint="eastAsia"/>
+        </w:rPr>
+        <w:t>creating|suspend</w:t>
+      </w:r>
+      <w:proofErr w:type="spellEnd"/>
+      <w:r>
+        <w:rPr>
+          <w:rFonts w:hint="eastAsia"/>
+        </w:rPr>
+        <w:t>状态且</w:t>
+      </w:r>
+      <w:r>
+        <w:rPr>
+          <w:rFonts w:hint="eastAsia"/>
+        </w:rPr>
+        <w:t>该状态</w:t>
+      </w:r>
+      <w:r>
+        <w:rPr>
+          <w:rFonts w:hint="eastAsia"/>
+        </w:rPr>
+        <w:t>已经超时</w:t>
+      </w:r>
+      <w:r>
+        <w:rPr>
+          <w:rFonts w:hint="eastAsia"/>
+        </w:rPr>
+        <w:t>（</w:t>
+      </w:r>
+      <w:r>
+        <w:rPr>
+          <w:rFonts w:hint="eastAsia"/>
+        </w:rPr>
+        <w:t>30</w:t>
+      </w:r>
+      <w:r>
+        <w:rPr>
+          <w:rFonts w:hint="eastAsia"/>
+        </w:rPr>
+        <w:t>）</w:t>
+      </w:r>
+      <w:r>
+        <w:rPr>
+          <w:rFonts w:hint="eastAsia"/>
+        </w:rPr>
+        <w:t>分钟</w:t>
+      </w:r>
+      <w:r>
+        <w:rPr>
+          <w:rFonts w:hint="eastAsia"/>
+        </w:rPr>
+        <w:t>以上</w:t>
+      </w:r>
+      <w:r>
+        <w:rPr>
+          <w:rFonts w:hint="eastAsia"/>
+        </w:rPr>
+        <w:t>，则获取桶元数据中的</w:t>
+      </w:r>
+      <w:proofErr w:type="spellStart"/>
+      <w:r>
+        <w:rPr>
+          <w:rFonts w:hint="eastAsia"/>
+        </w:rPr>
+        <w:t>TaskID</w:t>
+      </w:r>
+      <w:proofErr w:type="spellEnd"/>
+      <w:r>
+        <w:rPr>
+          <w:rFonts w:hint="eastAsia"/>
+        </w:rPr>
+        <w:t>，</w:t>
+      </w:r>
+      <w:r>
+        <w:rPr>
+          <w:rFonts w:hint="eastAsia"/>
+        </w:rPr>
+        <w:t>到任务表中查询并锁定该</w:t>
+      </w:r>
+      <w:proofErr w:type="spellStart"/>
+      <w:r>
+        <w:rPr>
+          <w:rFonts w:hint="eastAsia"/>
+        </w:rPr>
+        <w:t>TaskID</w:t>
+      </w:r>
+      <w:proofErr w:type="spellEnd"/>
+      <w:r>
+        <w:rPr>
+          <w:rFonts w:hint="eastAsia"/>
+        </w:rPr>
+        <w:t>的记录，如果锁定超时则认为重建任务还在执行，不需要清理该重建任务，如果查询并锁定成功（包括有结果或无结果），则再查询并锁定桶元数据，</w:t>
+      </w:r>
+      <w:r>
+        <w:rPr>
+          <w:rFonts w:hint="eastAsia"/>
+        </w:rPr>
+        <w:t>若</w:t>
+      </w:r>
+      <w:r>
+        <w:rPr>
+          <w:rFonts w:hint="eastAsia"/>
+        </w:rPr>
+        <w:t>当前桶内的</w:t>
+      </w:r>
+      <w:proofErr w:type="spellStart"/>
+      <w:r>
+        <w:rPr>
+          <w:rFonts w:hint="eastAsia"/>
+        </w:rPr>
+        <w:t>TaskID</w:t>
+      </w:r>
+      <w:proofErr w:type="spellEnd"/>
+      <w:r>
+        <w:rPr>
+          <w:rFonts w:hint="eastAsia"/>
+        </w:rPr>
+        <w:t>与第一次查询结果一致，</w:t>
+      </w:r>
+      <w:r>
+        <w:rPr>
+          <w:rFonts w:hint="eastAsia"/>
+        </w:rPr>
+        <w:t>当前分隔符状态仍为不稳定且该状态已经超时</w:t>
+      </w:r>
+      <w:r>
+        <w:rPr>
+          <w:rFonts w:hint="eastAsia"/>
+        </w:rPr>
+        <w:t>（</w:t>
+      </w:r>
+      <w:r>
+        <w:rPr>
+          <w:rFonts w:hint="eastAsia"/>
+        </w:rPr>
+        <w:t>30</w:t>
+      </w:r>
+      <w:r>
+        <w:rPr>
+          <w:rFonts w:hint="eastAsia"/>
+        </w:rPr>
+        <w:t>）</w:t>
+      </w:r>
+      <w:r>
+        <w:rPr>
+          <w:rFonts w:hint="eastAsia"/>
+        </w:rPr>
+        <w:t>分钟以上，则认为此任</w:t>
+      </w:r>
+      <w:r>
+        <w:rPr>
+          <w:rFonts w:hint="eastAsia"/>
+        </w:rPr>
+        <w:t>务由于意外未重建目录完成且未恢复分隔符状态，需要清理，清理步骤为恢复桶元数据中的分隔符状态。桶元数据中将</w:t>
+      </w:r>
+      <w:r>
+        <w:rPr>
+          <w:rFonts w:hint="eastAsia"/>
+        </w:rPr>
+        <w:t>Suspended</w:t>
+      </w:r>
+      <w:r>
+        <w:rPr>
+          <w:rFonts w:hint="eastAsia"/>
+        </w:rPr>
+        <w:t>状态的分隔符改为</w:t>
+      </w:r>
+      <w:r>
+        <w:rPr>
+          <w:rFonts w:hint="eastAsia"/>
+        </w:rPr>
+        <w:t>Normal</w:t>
+      </w:r>
+      <w:r>
+        <w:rPr>
+          <w:rFonts w:hint="eastAsia"/>
+        </w:rPr>
+        <w:t>状态，将</w:t>
+      </w:r>
+      <w:r>
+        <w:rPr>
+          <w:rFonts w:hint="eastAsia"/>
+        </w:rPr>
+        <w:t>Creating</w:t>
+      </w:r>
+      <w:r>
+        <w:rPr>
+          <w:rFonts w:hint="eastAsia"/>
+        </w:rPr>
+        <w:t>状态</w:t>
+      </w:r>
+      <w:r>
+        <w:rPr>
+          <w:rFonts w:hint="eastAsia"/>
+        </w:rPr>
+        <w:t>的分隔符</w:t>
+      </w:r>
+      <w:r>
+        <w:rPr>
+          <w:rFonts w:hint="eastAsia"/>
+        </w:rPr>
+        <w:t>改为</w:t>
+      </w:r>
+      <w:r>
+        <w:rPr>
+          <w:rFonts w:hint="eastAsia"/>
+        </w:rPr>
+        <w:t>Deleting</w:t>
+      </w:r>
+      <w:r>
+        <w:rPr>
+          <w:rFonts w:hint="eastAsia"/>
+        </w:rPr>
+        <w:t>状态</w:t>
+      </w:r>
+      <w:r>
+        <w:rPr>
+          <w:rFonts w:hint="eastAsia"/>
+        </w:rPr>
+        <w:t>，</w:t>
+      </w:r>
+      <w:r>
+        <w:rPr>
+          <w:rFonts w:hint="eastAsia"/>
+        </w:rPr>
+        <w:t>并将</w:t>
+      </w:r>
       <w:proofErr w:type="gramStart"/>
       <w:r>
         <w:rPr>
           <w:rFonts w:hint="eastAsia"/>
         </w:rPr>
-        <w:t>一</w:t>
+        <w:t>桶加入</w:t>
       </w:r>
       <w:proofErr w:type="gramEnd"/>
       <w:r>
         <w:rPr>
           <w:rFonts w:hint="eastAsia"/>
         </w:rPr>
-        <w:t>：清理待删除的分隔符。</w:t>
-      </w:r>
-      <w:r>
-        <w:rPr>
-          <w:rFonts w:hint="eastAsia"/>
-        </w:rPr>
-        <w:t>检查</w:t>
-      </w:r>
-      <w:proofErr w:type="spellStart"/>
-      <w:r>
-        <w:rPr>
-          <w:rFonts w:hint="eastAsia"/>
-        </w:rPr>
-        <w:t>toBeDelete</w:t>
-      </w:r>
-      <w:proofErr w:type="spellEnd"/>
-      <w:r>
-        <w:rPr>
-          <w:rFonts w:hint="eastAsia"/>
-        </w:rPr>
-        <w:t>状态的分隔符修改时间，如果已经超时</w:t>
-      </w:r>
-      <w:r>
-        <w:rPr>
-          <w:rFonts w:hint="eastAsia"/>
-        </w:rPr>
-        <w:t>xx</w:t>
-      </w:r>
-      <w:r>
-        <w:rPr>
-          <w:rFonts w:hint="eastAsia"/>
-        </w:rPr>
-        <w:t>分钟，则</w:t>
-      </w:r>
-      <w:r>
-        <w:rPr>
-          <w:rFonts w:hint="eastAsia"/>
-        </w:rPr>
-        <w:t>先将待删除的分割</w:t>
-      </w:r>
-      <w:proofErr w:type="gramStart"/>
-      <w:r>
-        <w:rPr>
-          <w:rFonts w:hint="eastAsia"/>
-        </w:rPr>
-        <w:t>符状态</w:t>
-      </w:r>
-      <w:proofErr w:type="gramEnd"/>
-      <w:r>
-        <w:rPr>
-          <w:rFonts w:hint="eastAsia"/>
-        </w:rPr>
-        <w:t>更新为删除中，同时更新</w:t>
-      </w:r>
-      <w:r>
-        <w:rPr>
-          <w:rFonts w:hint="eastAsia"/>
-        </w:rPr>
-        <w:t>Delimiter</w:t>
-      </w:r>
-      <w:r>
-        <w:t>1</w:t>
-      </w:r>
-      <w:r>
-        <w:rPr>
-          <w:rFonts w:hint="eastAsia"/>
-        </w:rPr>
-        <w:t>ModTime</w:t>
-      </w:r>
-      <w:r>
-        <w:rPr>
-          <w:rFonts w:hint="eastAsia"/>
-        </w:rPr>
-        <w:t>时间</w:t>
-      </w:r>
-      <w:r>
-        <w:rPr>
-          <w:rFonts w:hint="eastAsia"/>
-        </w:rPr>
-        <w:t>，删</w:t>
-      </w:r>
-      <w:r>
-        <w:rPr>
-          <w:rFonts w:hint="eastAsia"/>
-        </w:rPr>
-        <w:t>除目录表中关于该分隔符的记录</w:t>
-      </w:r>
-      <w:r>
-        <w:rPr>
-          <w:rFonts w:hint="eastAsia"/>
-        </w:rPr>
-        <w:t>，清除删除中</w:t>
-      </w:r>
-      <w:r>
-        <w:rPr>
-          <w:rFonts w:hint="eastAsia"/>
-        </w:rPr>
-        <w:t>的分隔符</w:t>
-      </w:r>
+        <w:t>清理队列中</w:t>
+      </w:r>
+      <w:commentRangeStart w:id="5"/>
       <w:r>
         <w:rPr>
           <w:rFonts w:hint="eastAsia"/>
         </w:rPr>
         <w:t>。</w:t>
+      </w:r>
+      <w:commentRangeEnd w:id="5"/>
+      <w:r>
+        <w:rPr>
+          <w:rStyle w:val="af"/>
+        </w:rPr>
+        <w:commentReference w:id="5"/>
       </w:r>
     </w:p>
     <w:p>
@@ -4128,55 +4679,77 @@
         <w:rPr>
           <w:rFonts w:hint="eastAsia"/>
         </w:rPr>
-        <w:t>二：清理僵尸任务。</w:t>
-      </w:r>
-      <w:r>
-        <w:rPr>
-          <w:rFonts w:hint="eastAsia"/>
-        </w:rPr>
-        <w:t>检查桶元数据，如果当前分隔符状态处于不稳定状态且</w:t>
-      </w:r>
-      <w:r>
-        <w:rPr>
-          <w:rFonts w:hint="eastAsia"/>
-        </w:rPr>
-        <w:t>该状态</w:t>
-      </w:r>
-      <w:r>
-        <w:rPr>
-          <w:rFonts w:hint="eastAsia"/>
-        </w:rPr>
-        <w:t>已经超时</w:t>
-      </w:r>
-      <w:r>
-        <w:rPr>
-          <w:rFonts w:hint="eastAsia"/>
-        </w:rPr>
-        <w:t>xx</w:t>
-      </w:r>
-      <w:r>
-        <w:rPr>
-          <w:rFonts w:hint="eastAsia"/>
-        </w:rPr>
-        <w:t>分钟</w:t>
-      </w:r>
-      <w:r>
-        <w:rPr>
-          <w:rFonts w:hint="eastAsia"/>
-        </w:rPr>
-        <w:t>以上</w:t>
-      </w:r>
-      <w:r>
-        <w:rPr>
-          <w:rFonts w:hint="eastAsia"/>
-        </w:rPr>
-        <w:t>，则获取桶元数据中的</w:t>
+        <w:t>三：清理</w:t>
+      </w:r>
+      <w:r>
+        <w:rPr>
+          <w:rFonts w:hint="eastAsia"/>
+        </w:rPr>
+        <w:t>Deleting</w:t>
+      </w:r>
+      <w:r>
+        <w:rPr>
+          <w:rFonts w:hint="eastAsia"/>
+        </w:rPr>
+        <w:t>任务：逐条扫描清理队列中的桶数据，对当前处于</w:t>
+      </w:r>
+      <w:r>
+        <w:rPr>
+          <w:rFonts w:hint="eastAsia"/>
+        </w:rPr>
+        <w:t>Deleting</w:t>
+      </w:r>
+      <w:r>
+        <w:rPr>
+          <w:rFonts w:hint="eastAsia"/>
+        </w:rPr>
+        <w:t>状态的</w:t>
+      </w:r>
+      <w:proofErr w:type="gramStart"/>
+      <w:r>
+        <w:rPr>
+          <w:rFonts w:hint="eastAsia"/>
+        </w:rPr>
+        <w:t>桶记录</w:t>
+      </w:r>
+      <w:proofErr w:type="gramEnd"/>
+      <w:r>
+        <w:rPr>
+          <w:rFonts w:hint="eastAsia"/>
+        </w:rPr>
+        <w:t>获取</w:t>
       </w:r>
       <w:proofErr w:type="spellStart"/>
       <w:r>
         <w:rPr>
           <w:rFonts w:hint="eastAsia"/>
         </w:rPr>
+        <w:t>BucketId</w:t>
+      </w:r>
+      <w:proofErr w:type="spellEnd"/>
+      <w:r>
+        <w:rPr>
+          <w:rFonts w:hint="eastAsia"/>
+        </w:rPr>
+        <w:t>，</w:t>
+      </w:r>
+      <w:r>
+        <w:rPr>
+          <w:rFonts w:hint="eastAsia"/>
+        </w:rPr>
+        <w:t>Delimiter</w:t>
+      </w:r>
+      <w:r>
+        <w:rPr>
+          <w:rFonts w:hint="eastAsia"/>
+        </w:rPr>
+        <w:t>，</w:t>
+      </w:r>
+      <w:proofErr w:type="spellStart"/>
+      <w:r>
+        <w:rPr>
+          <w:rFonts w:hint="eastAsia"/>
+        </w:rPr>
         <w:t>TaskID</w:t>
       </w:r>
       <w:proofErr w:type="spellEnd"/>
@@ -4190,7 +4763,13 @@
         <w:rPr>
           <w:rFonts w:hint="eastAsia"/>
         </w:rPr>
-        <w:t>到任务表中查询并锁定该</w:t>
+        <w:t>开启事务，</w:t>
+      </w:r>
+      <w:r>
+        <w:rPr>
+          <w:rFonts w:hint="eastAsia"/>
+        </w:rPr>
+        <w:t>锁定任务表中的</w:t>
       </w:r>
       <w:proofErr w:type="spellStart"/>
       <w:r>
@@ -4204,25 +4783,33 @@
         <w:rPr>
           <w:rFonts w:hint="eastAsia"/>
         </w:rPr>
-        <w:t>的记录，如果锁定超时则认为重建任务还在执行，不需要清理该重建任务，如果查询并锁定成功（包括有结果或无结果），则再查询并锁定桶元数据，</w:t>
-      </w:r>
-      <w:r>
-        <w:rPr>
-          <w:rFonts w:hint="eastAsia"/>
-        </w:rPr>
-        <w:t>若</w:t>
-      </w:r>
-      <w:r>
-        <w:rPr>
-          <w:rFonts w:hint="eastAsia"/>
-        </w:rPr>
-        <w:t>当前桶内的</w:t>
+        <w:t>，删除目录表中</w:t>
       </w:r>
       <w:proofErr w:type="spellStart"/>
       <w:r>
         <w:rPr>
           <w:rFonts w:hint="eastAsia"/>
         </w:rPr>
+        <w:t>BucketId+Delimiter</w:t>
+      </w:r>
+      <w:proofErr w:type="spellEnd"/>
+      <w:r>
+        <w:rPr>
+          <w:rFonts w:hint="eastAsia"/>
+        </w:rPr>
+        <w:t>的记录，</w:t>
+      </w:r>
+      <w:r>
+        <w:rPr>
+          <w:rFonts w:hint="eastAsia"/>
+        </w:rPr>
+        <w:t>删除</w:t>
+      </w:r>
+      <w:proofErr w:type="spellStart"/>
+      <w:r>
+        <w:rPr>
+          <w:rFonts w:hint="eastAsia"/>
+        </w:rPr>
         <w:t>TaskID</w:t>
       </w:r>
       <w:proofErr w:type="spellEnd"/>
@@ -4230,25 +4817,31 @@
         <w:rPr>
           <w:rFonts w:hint="eastAsia"/>
         </w:rPr>
-        <w:t>与第一次查询结果一致，</w:t>
-      </w:r>
-      <w:r>
-        <w:rPr>
-          <w:rFonts w:hint="eastAsia"/>
-        </w:rPr>
-        <w:t>当前分隔符状态仍为不稳定且该状态已经超时</w:t>
-      </w:r>
-      <w:r>
-        <w:rPr>
-          <w:rFonts w:hint="eastAsia"/>
-        </w:rPr>
-        <w:t>xx</w:t>
-      </w:r>
-      <w:r>
-        <w:rPr>
-          <w:rFonts w:hint="eastAsia"/>
-        </w:rPr>
-        <w:t>分钟以上，则认为此任务由于意外未重建目录完成且未恢复分隔符状态，需要清理，清理步骤分别为删除任务表中的</w:t>
+        <w:t>，将桶内的处于</w:t>
+      </w:r>
+      <w:r>
+        <w:rPr>
+          <w:rFonts w:hint="eastAsia"/>
+        </w:rPr>
+        <w:t>Deleting</w:t>
+      </w:r>
+      <w:r>
+        <w:rPr>
+          <w:rFonts w:hint="eastAsia"/>
+        </w:rPr>
+        <w:t>状态的分隔符清理为</w:t>
+      </w:r>
+      <w:r>
+        <w:rPr>
+          <w:rFonts w:hint="eastAsia"/>
+        </w:rPr>
+        <w:t>null</w:t>
+      </w:r>
+      <w:r>
+        <w:rPr>
+          <w:rFonts w:hint="eastAsia"/>
+        </w:rPr>
+        <w:t>，分隔符的状态时间都清理，同时清理桶内记录的</w:t>
       </w:r>
       <w:proofErr w:type="spellStart"/>
       <w:r>
@@ -4262,50 +4855,20 @@
         <w:rPr>
           <w:rFonts w:hint="eastAsia"/>
         </w:rPr>
-        <w:t>与恢复桶元数据中的分隔符状态。桶元数据中将禁用状态的分隔符改为可用状态，将</w:t>
-      </w:r>
-      <w:r>
-        <w:rPr>
-          <w:rFonts w:hint="eastAsia"/>
-        </w:rPr>
-        <w:t>重建中的分隔符</w:t>
-      </w:r>
-      <w:r>
-        <w:rPr>
-          <w:rFonts w:hint="eastAsia"/>
-        </w:rPr>
-        <w:t>以及对应时间，状态</w:t>
-      </w:r>
-      <w:r>
-        <w:rPr>
-          <w:rFonts w:hint="eastAsia"/>
-        </w:rPr>
-        <w:t>删除</w:t>
-      </w:r>
-      <w:r>
-        <w:rPr>
-          <w:rFonts w:hint="eastAsia"/>
-        </w:rPr>
-        <w:t>，将</w:t>
-      </w:r>
-      <w:proofErr w:type="spellStart"/>
-      <w:r>
-        <w:rPr>
-          <w:rFonts w:hint="eastAsia"/>
-        </w:rPr>
-        <w:t>TaskID</w:t>
-      </w:r>
-      <w:proofErr w:type="spellEnd"/>
-      <w:r>
-        <w:rPr>
-          <w:rFonts w:hint="eastAsia"/>
-        </w:rPr>
-        <w:t>删除。</w:t>
+        <w:t>，</w:t>
+      </w:r>
+      <w:bookmarkStart w:id="6" w:name="_GoBack"/>
+      <w:bookmarkEnd w:id="6"/>
+      <w:r>
+        <w:rPr>
+          <w:rFonts w:hint="eastAsia"/>
+        </w:rPr>
+        <w:t>事务提交。</w:t>
       </w:r>
     </w:p>
     <w:p>
       <w:pPr>
-        <w:ind w:left="0" w:firstLineChars="200" w:firstLine="420"/>
+        <w:ind w:left="0"/>
       </w:pPr>
     </w:p>
     <w:p>
@@ -4316,523 +4879,248 @@
         <w:rPr>
           <w:rFonts w:hint="eastAsia"/>
         </w:rPr>
-        <w:t>防死锁机制：</w:t>
+        <w:t>并发场景：</w:t>
       </w:r>
     </w:p>
     <w:p>
       <w:pPr>
-        <w:ind w:left="0"/>
-      </w:pPr>
-      <w:r>
-        <w:rPr>
-          <w:rFonts w:hint="eastAsia"/>
-        </w:rPr>
-        <w:t xml:space="preserve"> </w:t>
-      </w:r>
-      <w:r>
-        <w:t xml:space="preserve">   </w:t>
-      </w:r>
-      <w:r>
-        <w:rPr>
-          <w:rFonts w:hint="eastAsia"/>
-        </w:rPr>
-        <w:t>数据库中当试图锁定一条已经被锁定的记录设置了超时</w:t>
-      </w:r>
-      <w:proofErr w:type="gramStart"/>
-      <w:r>
-        <w:rPr>
-          <w:rFonts w:hint="eastAsia"/>
-        </w:rPr>
-        <w:t>时</w:t>
-      </w:r>
-      <w:proofErr w:type="gramEnd"/>
-      <w:r>
-        <w:rPr>
-          <w:rFonts w:hint="eastAsia"/>
-        </w:rPr>
-        <w:t>长为</w:t>
-      </w:r>
-      <w:r>
-        <w:rPr>
-          <w:rFonts w:hint="eastAsia"/>
-        </w:rPr>
-        <w:t>60s</w:t>
-      </w:r>
-      <w:r>
-        <w:rPr>
-          <w:rFonts w:hint="eastAsia"/>
-        </w:rPr>
-        <w:t>，当</w:t>
-      </w:r>
-      <w:r>
-        <w:rPr>
-          <w:rFonts w:hint="eastAsia"/>
-        </w:rPr>
-        <w:t>60s</w:t>
-      </w:r>
-      <w:r>
-        <w:rPr>
-          <w:rFonts w:hint="eastAsia"/>
-        </w:rPr>
-        <w:t>后仍没有获得锁的话，数据库会返回</w:t>
-      </w:r>
-      <w:r>
-        <w:rPr>
-          <w:rFonts w:hint="eastAsia"/>
-        </w:rPr>
-        <w:t>-</w:t>
-      </w:r>
-      <w:r>
-        <w:t>13</w:t>
-      </w:r>
-      <w:r>
-        <w:rPr>
-          <w:rFonts w:hint="eastAsia"/>
-        </w:rPr>
-        <w:t>错误码，超时错误。</w:t>
+        <w:ind w:left="0" w:firstLineChars="200" w:firstLine="420"/>
+      </w:pPr>
+      <w:r>
+        <w:rPr>
+          <w:rFonts w:hint="eastAsia"/>
+        </w:rPr>
+        <w:t>在修改分隔符时会暂时将分隔符修改为非可用状态，</w:t>
+      </w:r>
+      <w:r>
+        <w:rPr>
+          <w:rFonts w:hint="eastAsia"/>
+        </w:rPr>
+        <w:t>在分隔符处于非可用</w:t>
+      </w:r>
+      <w:r>
+        <w:rPr>
+          <w:rFonts w:hint="eastAsia"/>
+        </w:rPr>
+        <w:t>状态时，</w:t>
+      </w:r>
+      <w:r>
+        <w:rPr>
+          <w:rFonts w:hint="eastAsia"/>
+        </w:rPr>
+        <w:t>新的</w:t>
+      </w:r>
+      <w:r>
+        <w:rPr>
+          <w:rFonts w:hint="eastAsia"/>
+        </w:rPr>
+        <w:t>查询请求不能使用目录查询</w:t>
       </w:r>
     </w:p>
     <w:p>
       <w:pPr>
-        <w:ind w:left="0" w:firstLine="420"/>
-      </w:pPr>
-      <w:r>
-        <w:rPr>
-          <w:rFonts w:hint="eastAsia"/>
-        </w:rPr>
-        <w:t>在处理更新分隔符请求</w:t>
-      </w:r>
-      <w:r>
-        <w:rPr>
-          <w:rFonts w:hint="eastAsia"/>
-        </w:rPr>
-        <w:t>重建目录结构时，会先将任务表中的</w:t>
+        <w:ind w:left="0" w:firstLineChars="200" w:firstLine="420"/>
+      </w:pPr>
+      <w:r>
+        <w:rPr>
+          <w:rFonts w:hint="eastAsia"/>
+        </w:rPr>
+        <w:t>当有插入和删除对象的请求需要增加、删除或更新</w:t>
+      </w:r>
+      <w:r>
+        <w:rPr>
+          <w:rFonts w:hint="eastAsia"/>
+        </w:rPr>
+        <w:t>元数据时，根据当前存在的</w:t>
+      </w:r>
+      <w:r>
+        <w:rPr>
+          <w:rFonts w:hint="eastAsia"/>
+        </w:rPr>
+        <w:t>处于非删除状态的</w:t>
+      </w:r>
+      <w:r>
+        <w:rPr>
+          <w:rFonts w:hint="eastAsia"/>
+        </w:rPr>
+        <w:t>分隔符进行分解</w:t>
+      </w:r>
+      <w:r>
+        <w:rPr>
+          <w:rFonts w:hint="eastAsia"/>
+        </w:rPr>
+        <w:t>（</w:t>
+      </w:r>
+      <w:r>
+        <w:rPr>
+          <w:rFonts w:hint="eastAsia"/>
+        </w:rPr>
+        <w:t>非删除状态包括</w:t>
+      </w:r>
+      <w:r>
+        <w:rPr>
+          <w:rFonts w:hint="eastAsia"/>
+        </w:rPr>
+        <w:t>Normal/Suspended/</w:t>
+      </w:r>
+      <w:r>
+        <w:rPr>
+          <w:rFonts w:hint="eastAsia"/>
+        </w:rPr>
+        <w:t>Creating</w:t>
+      </w:r>
+      <w:r>
+        <w:rPr>
+          <w:rFonts w:hint="eastAsia"/>
+        </w:rPr>
+        <w:t>）</w:t>
+      </w:r>
+      <w:r>
+        <w:rPr>
+          <w:rFonts w:hint="eastAsia"/>
+        </w:rPr>
+        <w:t>，并在目录中增加和删除</w:t>
+      </w:r>
+      <w:r>
+        <w:rPr>
+          <w:rFonts w:hint="eastAsia"/>
+        </w:rPr>
+        <w:t>对应的</w:t>
       </w:r>
       <w:proofErr w:type="spellStart"/>
       <w:r>
         <w:rPr>
           <w:rFonts w:hint="eastAsia"/>
         </w:rPr>
-        <w:t>TaskID</w:t>
+        <w:t>ParentId</w:t>
       </w:r>
       <w:proofErr w:type="spellEnd"/>
       <w:r>
         <w:rPr>
           <w:rFonts w:hint="eastAsia"/>
         </w:rPr>
-        <w:t>使用</w:t>
-      </w:r>
-      <w:proofErr w:type="spellStart"/>
-      <w:r>
-        <w:rPr>
-          <w:rFonts w:hint="eastAsia"/>
-        </w:rPr>
-        <w:t>queryAndUpdate</w:t>
-      </w:r>
-      <w:proofErr w:type="spellEnd"/>
-      <w:r>
-        <w:rPr>
-          <w:rFonts w:hint="eastAsia"/>
-        </w:rPr>
-        <w:t>的方式锁住，待目录重建完成后，</w:t>
-      </w:r>
-      <w:r>
-        <w:rPr>
-          <w:rFonts w:hint="eastAsia"/>
-        </w:rPr>
-        <w:t xml:space="preserve"> </w:t>
-      </w:r>
-      <w:r>
-        <w:rPr>
-          <w:rFonts w:hint="eastAsia"/>
-        </w:rPr>
-        <w:t>再尝试查询并锁住桶元数据表中的桶元数据，然后修改分隔符的</w:t>
-      </w:r>
-      <w:r>
-        <w:rPr>
-          <w:rFonts w:hint="eastAsia"/>
-        </w:rPr>
-        <w:t>状态，删除</w:t>
-      </w:r>
-      <w:proofErr w:type="spellStart"/>
-      <w:r>
-        <w:rPr>
-          <w:rFonts w:hint="eastAsia"/>
-        </w:rPr>
-        <w:t>TaskID</w:t>
-      </w:r>
-      <w:proofErr w:type="spellEnd"/>
-      <w:r>
-        <w:rPr>
-          <w:rFonts w:hint="eastAsia"/>
-        </w:rPr>
-        <w:t>。</w:t>
+        <w:t>，如果同时有两个非删除状态的分隔符，则分别按照两个分隔符进行分解并修改目录结构。</w:t>
+      </w:r>
+      <w:r>
+        <w:rPr>
+          <w:rFonts w:hint="eastAsia"/>
+        </w:rPr>
+        <w:t>因此即使是处于</w:t>
+      </w:r>
+      <w:r>
+        <w:rPr>
+          <w:rFonts w:hint="eastAsia"/>
+        </w:rPr>
+        <w:t>Suspended</w:t>
+      </w:r>
+      <w:r>
+        <w:rPr>
+          <w:rFonts w:hint="eastAsia"/>
+        </w:rPr>
+        <w:t>状态和</w:t>
+      </w:r>
+      <w:r>
+        <w:rPr>
+          <w:rFonts w:hint="eastAsia"/>
+        </w:rPr>
+        <w:t>Creating</w:t>
+      </w:r>
+      <w:r>
+        <w:rPr>
+          <w:rFonts w:hint="eastAsia"/>
+        </w:rPr>
+        <w:t>状态的分隔符也需要处理。</w:t>
       </w:r>
     </w:p>
     <w:p>
       <w:pPr>
-        <w:ind w:left="0" w:firstLine="420"/>
-      </w:pPr>
-      <w:r>
-        <w:rPr>
-          <w:rFonts w:hint="eastAsia"/>
-        </w:rPr>
-        <w:t>在处理定时清理任务时，会先查询桶元数据表中的元数据</w:t>
-      </w:r>
-      <w:r>
-        <w:rPr>
-          <w:rFonts w:hint="eastAsia"/>
-        </w:rPr>
-        <w:t>（此时不能锁定）</w:t>
-      </w:r>
-      <w:r>
-        <w:rPr>
-          <w:rFonts w:hint="eastAsia"/>
-        </w:rPr>
-        <w:t>，检查</w:t>
-      </w:r>
-      <w:r>
-        <w:rPr>
-          <w:rFonts w:hint="eastAsia"/>
-        </w:rPr>
-        <w:t>当前分隔符不稳定状态超时后，获取</w:t>
-      </w:r>
-      <w:proofErr w:type="spellStart"/>
-      <w:r>
-        <w:rPr>
-          <w:rFonts w:hint="eastAsia"/>
-        </w:rPr>
-        <w:t>TaskID</w:t>
-      </w:r>
-      <w:proofErr w:type="spellEnd"/>
-      <w:r>
-        <w:rPr>
-          <w:rFonts w:hint="eastAsia"/>
-        </w:rPr>
-        <w:t>，使用</w:t>
-      </w:r>
-      <w:proofErr w:type="spellStart"/>
-      <w:r>
-        <w:rPr>
-          <w:rFonts w:hint="eastAsia"/>
-        </w:rPr>
-        <w:t>queryAndUpdate</w:t>
-      </w:r>
-      <w:proofErr w:type="spellEnd"/>
-      <w:r>
-        <w:rPr>
-          <w:rFonts w:hint="eastAsia"/>
-        </w:rPr>
-        <w:t>方式尝试在任务表中查询并锁住该</w:t>
-      </w:r>
-      <w:proofErr w:type="spellStart"/>
-      <w:r>
-        <w:rPr>
-          <w:rFonts w:hint="eastAsia"/>
-        </w:rPr>
-        <w:t>TaskID</w:t>
-      </w:r>
-      <w:proofErr w:type="spellEnd"/>
-      <w:r>
-        <w:rPr>
-          <w:rFonts w:hint="eastAsia"/>
-        </w:rPr>
-        <w:t>，如果不返回</w:t>
-      </w:r>
-      <w:r>
-        <w:rPr>
-          <w:rFonts w:hint="eastAsia"/>
-        </w:rPr>
-        <w:t>-</w:t>
-      </w:r>
-      <w:r>
-        <w:t>13</w:t>
-      </w:r>
-      <w:r>
-        <w:rPr>
-          <w:rFonts w:hint="eastAsia"/>
-        </w:rPr>
-        <w:t>，</w:t>
-      </w:r>
-      <w:r>
-        <w:rPr>
-          <w:rFonts w:hint="eastAsia"/>
-        </w:rPr>
+        <w:ind w:left="0" w:firstLineChars="200" w:firstLine="420"/>
+      </w:pPr>
+      <w:r>
+        <w:rPr>
+          <w:rFonts w:hint="eastAsia"/>
+        </w:rPr>
+        <w:t>在修改分隔符时已经开始查询但尚未查询完成的查询请求可以继续使用目录</w:t>
+      </w:r>
+      <w:r>
+        <w:rPr>
+          <w:rFonts w:hint="eastAsia"/>
+        </w:rPr>
+        <w:t>表</w:t>
+      </w:r>
+      <w:r>
+        <w:rPr>
+          <w:rFonts w:hint="eastAsia"/>
+        </w:rPr>
+        <w:t>读取目录结构，重建目录并不会立即删除原来的目录结构，而是等待新的目录结构建成之后将旧分隔符状态置为待删除，待删除状态时长超过</w:t>
+      </w:r>
+      <w:r>
+        <w:rPr>
+          <w:rFonts w:hint="eastAsia"/>
+        </w:rPr>
+        <w:t>（</w:t>
+      </w:r>
+      <w:r>
+        <w:rPr>
+          <w:rFonts w:hint="eastAsia"/>
+        </w:rPr>
+        <w:t>30</w:t>
+      </w:r>
+      <w:r>
+        <w:rPr>
+          <w:rFonts w:hint="eastAsia"/>
+        </w:rPr>
+        <w:t>）</w:t>
+      </w:r>
+      <w:r>
+        <w:rPr>
+          <w:rFonts w:hint="eastAsia"/>
+        </w:rPr>
+        <w:t>分钟后才会真正将原来的目录结构删除。</w:t>
+      </w:r>
+      <w:r>
         <w:t xml:space="preserve"> </w:t>
-      </w:r>
-      <w:r>
-        <w:rPr>
-          <w:rFonts w:hint="eastAsia"/>
-        </w:rPr>
-        <w:t>则认为此时的任务状态可能有异常，再次查询桶元数据，并尝试锁定</w:t>
-      </w:r>
-      <w:r>
-        <w:rPr>
-          <w:rFonts w:hint="eastAsia"/>
-        </w:rPr>
-        <w:t>，查询后检查</w:t>
-      </w:r>
-      <w:proofErr w:type="spellStart"/>
-      <w:r>
-        <w:rPr>
-          <w:rFonts w:hint="eastAsia"/>
-        </w:rPr>
-        <w:t>TaskID</w:t>
-      </w:r>
-      <w:proofErr w:type="spellEnd"/>
-      <w:r>
-        <w:rPr>
-          <w:rFonts w:hint="eastAsia"/>
-        </w:rPr>
-        <w:t>是否一致状态是否正常</w:t>
-      </w:r>
-      <w:r>
-        <w:rPr>
-          <w:rFonts w:hint="eastAsia"/>
-        </w:rPr>
-        <w:t>。</w:t>
       </w:r>
     </w:p>
     <w:p>
       <w:pPr>
-        <w:ind w:left="0" w:firstLineChars="200" w:firstLine="420"/>
+        <w:ind w:left="0"/>
       </w:pPr>
     </w:p>
     <w:p>
       <w:pPr>
-        <w:ind w:left="0"/>
-      </w:pPr>
-      <w:r>
-        <w:rPr>
-          <w:rFonts w:hint="eastAsia"/>
-        </w:rPr>
-        <w:t>并发场景：</w:t>
+        <w:ind w:left="0" w:firstLineChars="200" w:firstLine="420"/>
+      </w:pPr>
+      <w:r>
+        <w:rPr>
+          <w:rFonts w:hint="eastAsia"/>
+        </w:rPr>
+        <w:t>设置分隔符流程：</w:t>
       </w:r>
     </w:p>
     <w:p>
       <w:pPr>
-        <w:ind w:left="0" w:firstLineChars="200" w:firstLine="420"/>
-      </w:pPr>
-      <w:r>
-        <w:rPr>
-          <w:rFonts w:hint="eastAsia"/>
-        </w:rPr>
-        <w:t>在修改分隔符时会暂时将分隔符修改为非可用状态，</w:t>
-      </w:r>
-      <w:r>
-        <w:rPr>
-          <w:rFonts w:hint="eastAsia"/>
-        </w:rPr>
-        <w:t>在分隔符处于非可用</w:t>
-      </w:r>
-      <w:r>
-        <w:rPr>
-          <w:rFonts w:hint="eastAsia"/>
-        </w:rPr>
-        <w:t>状态时，</w:t>
-      </w:r>
-      <w:r>
-        <w:rPr>
-          <w:rFonts w:hint="eastAsia"/>
-        </w:rPr>
-        <w:t>新的</w:t>
-      </w:r>
-      <w:r>
-        <w:rPr>
-          <w:rFonts w:hint="eastAsia"/>
-        </w:rPr>
-        <w:t>查询请求不能使用目录查询</w:t>
-      </w:r>
-    </w:p>
-    <w:p>
-      <w:pPr>
-        <w:ind w:left="0" w:firstLineChars="200" w:firstLine="420"/>
-      </w:pPr>
-      <w:r>
-        <w:rPr>
-          <w:rFonts w:hint="eastAsia"/>
-        </w:rPr>
-        <w:t>当有插入和删除对象的请求需要增加、删除或更新</w:t>
-      </w:r>
-      <w:r>
-        <w:rPr>
-          <w:rFonts w:hint="eastAsia"/>
-        </w:rPr>
-        <w:t>元数据时，根据当前存在的</w:t>
-      </w:r>
-      <w:r>
-        <w:rPr>
-          <w:rFonts w:hint="eastAsia"/>
-        </w:rPr>
-        <w:t>处于非删除状态的</w:t>
-      </w:r>
-      <w:r>
-        <w:rPr>
-          <w:rFonts w:hint="eastAsia"/>
-        </w:rPr>
-        <w:t>分隔符进行分解</w:t>
-      </w:r>
-      <w:r>
-        <w:rPr>
-          <w:rFonts w:hint="eastAsia"/>
-        </w:rPr>
-        <w:t>（</w:t>
-      </w:r>
-      <w:r>
-        <w:rPr>
-          <w:rFonts w:hint="eastAsia"/>
-        </w:rPr>
-        <w:t>非删除状态包括</w:t>
-      </w:r>
-      <w:r>
-        <w:rPr>
-          <w:rFonts w:hint="eastAsia"/>
-        </w:rPr>
-        <w:t>Normal/Suspended/</w:t>
-      </w:r>
-      <w:r>
-        <w:rPr>
-          <w:rFonts w:hint="eastAsia"/>
-        </w:rPr>
-        <w:t>R</w:t>
-      </w:r>
-      <w:r>
-        <w:rPr>
-          <w:rFonts w:hint="eastAsia"/>
-        </w:rPr>
-        <w:t>ebuilding</w:t>
-      </w:r>
-      <w:r>
-        <w:rPr>
-          <w:rFonts w:hint="eastAsia"/>
-        </w:rPr>
-        <w:t>）</w:t>
-      </w:r>
-      <w:r>
-        <w:rPr>
-          <w:rFonts w:hint="eastAsia"/>
-        </w:rPr>
-        <w:t>，并在目录中增加和删除</w:t>
-      </w:r>
-      <w:r>
-        <w:rPr>
-          <w:rFonts w:hint="eastAsia"/>
-        </w:rPr>
-        <w:t>对应的</w:t>
-      </w:r>
-      <w:proofErr w:type="spellStart"/>
-      <w:r>
-        <w:rPr>
-          <w:rFonts w:hint="eastAsia"/>
-        </w:rPr>
-        <w:t>ParentId</w:t>
-      </w:r>
-      <w:proofErr w:type="spellEnd"/>
-      <w:r>
-        <w:rPr>
-          <w:rFonts w:hint="eastAsia"/>
-        </w:rPr>
-        <w:t>，如果同时有两个非删除状态的分隔符，则分别按照两个分隔符进行分解并修改目录结构。</w:t>
-      </w:r>
-      <w:r>
-        <w:rPr>
-          <w:rFonts w:hint="eastAsia"/>
-        </w:rPr>
-        <w:t>因此即使是处于</w:t>
-      </w:r>
-      <w:r>
-        <w:rPr>
-          <w:rFonts w:hint="eastAsia"/>
-        </w:rPr>
-        <w:t>Suspended</w:t>
-      </w:r>
-      <w:r>
-        <w:rPr>
-          <w:rFonts w:hint="eastAsia"/>
-        </w:rPr>
-        <w:t>状态和</w:t>
-      </w:r>
-      <w:r>
-        <w:rPr>
-          <w:rFonts w:hint="eastAsia"/>
-        </w:rPr>
-        <w:t>rebuilding</w:t>
-      </w:r>
-      <w:r>
-        <w:rPr>
-          <w:rFonts w:hint="eastAsia"/>
-        </w:rPr>
-        <w:t>状态的分隔符也需要处理。</w:t>
-      </w:r>
-    </w:p>
-    <w:p>
-      <w:pPr>
-        <w:ind w:left="0" w:firstLineChars="200" w:firstLine="420"/>
-      </w:pPr>
-      <w:r>
-        <w:rPr>
-          <w:rFonts w:hint="eastAsia"/>
-        </w:rPr>
-        <w:t>在修改分隔符时已经开始查询但尚未查询完成的查询请求可以继续使用目录</w:t>
-      </w:r>
-      <w:r>
-        <w:rPr>
-          <w:rFonts w:hint="eastAsia"/>
-        </w:rPr>
-        <w:t>表</w:t>
-      </w:r>
-      <w:r>
-        <w:rPr>
-          <w:rFonts w:hint="eastAsia"/>
-        </w:rPr>
-        <w:t>读取目录结构，重建目录并不会立即删除原来的目录结构，而是等待新的目录结构建成之后将旧分隔符状态置为待删除，待删除状态时长超过</w:t>
-      </w:r>
-      <w:r>
-        <w:rPr>
-          <w:rFonts w:hint="eastAsia"/>
-        </w:rPr>
-        <w:t>xx</w:t>
-      </w:r>
-      <w:r>
-        <w:rPr>
-          <w:rFonts w:hint="eastAsia"/>
-        </w:rPr>
-        <w:t>分钟后才会真正将原来的目录结构删除。</w:t>
-      </w:r>
-      <w:r>
+        <w:ind w:left="420" w:hangingChars="200" w:hanging="420"/>
+      </w:pPr>
+      <w:r>
+        <w:lastRenderedPageBreak/>
         <w:t xml:space="preserve"> </w:t>
       </w:r>
-    </w:p>
-    <w:p>
-      <w:pPr>
-        <w:ind w:left="0"/>
-      </w:pPr>
-    </w:p>
-    <w:p>
-      <w:pPr>
-        <w:ind w:left="0" w:firstLineChars="200" w:firstLine="420"/>
-      </w:pPr>
-      <w:r>
-        <w:rPr>
-          <w:rFonts w:hint="eastAsia"/>
-        </w:rPr>
-        <w:t>设置分隔符流程：</w:t>
-      </w:r>
-    </w:p>
-    <w:p>
-      <w:pPr>
-        <w:ind w:left="420" w:hangingChars="200" w:hanging="420"/>
-      </w:pPr>
+      <w:r>
+        <w:rPr>
+          <w:rStyle w:val="af"/>
+        </w:rPr>
+        <w:commentReference w:id="7"/>
+      </w:r>
       <w:r>
         <w:rPr>
           <w:noProof/>
         </w:rPr>
-        <w:lastRenderedPageBreak/>
         <w:drawing>
-          <wp:inline distT="0" distB="0" distL="0" distR="0" wp14:anchorId="04001A69" wp14:editId="4FAB2C9C">
-            <wp:extent cx="5274310" cy="8099581"/>
+          <wp:inline distT="0" distB="0" distL="0" distR="0" wp14:anchorId="61EDAC60" wp14:editId="6FCF75E3">
+            <wp:extent cx="5274310" cy="8390141"/>
             <wp:effectExtent l="0" t="0" r="2540" b="0"/>
-            <wp:docPr id="2" name="图片 2"/>
+            <wp:docPr id="6" name="图片 6"/>
             <wp:cNvGraphicFramePr>
               <a:graphicFrameLocks xmlns:a="http://schemas.openxmlformats.org/drawingml/2006/main" noChangeAspect="1"/>
             </wp:cNvGraphicFramePr>
@@ -4840,13 +5128,13 @@
               <a:graphicData uri="http://schemas.openxmlformats.org/drawingml/2006/picture">
                 <pic:pic xmlns:pic="http://schemas.openxmlformats.org/drawingml/2006/picture">
                   <pic:nvPicPr>
-                    <pic:cNvPr id="0" name="Picture 1"/>
+                    <pic:cNvPr id="0" name="Picture 4"/>
                     <pic:cNvPicPr>
                       <a:picLocks noChangeAspect="1" noChangeArrowheads="1"/>
                     </pic:cNvPicPr>
                   </pic:nvPicPr>
                   <pic:blipFill>
-                    <a:blip r:embed="rId8" cstate="print">
+                    <a:blip r:embed="rId10" cstate="print">
                       <a:extLst>
                         <a:ext uri="{28A0092B-C50C-407E-A947-70E740481C1C}">
                           <a14:useLocalDpi xmlns:a14="http://schemas.microsoft.com/office/drawing/2010/main" val="0"/>
@@ -4861,7 +5149,7 @@
                   <pic:spPr bwMode="auto">
                     <a:xfrm>
                       <a:off x="0" y="0"/>
-                      <a:ext cx="5274310" cy="8099581"/>
+                      <a:ext cx="5274310" cy="8390141"/>
                     </a:xfrm>
                     <a:prstGeom prst="rect">
                       <a:avLst/>
@@ -4877,9 +5165,6 @@
           </wp:inline>
         </w:drawing>
       </w:r>
-      <w:r>
-        <w:t xml:space="preserve"> </w:t>
-      </w:r>
     </w:p>
     <w:p>
       <w:pPr>
@@ -4890,6 +5175,7 @@
         <w:rPr>
           <w:rFonts w:hint="eastAsia"/>
         </w:rPr>
+        <w:lastRenderedPageBreak/>
         <w:t>正常场景：</w:t>
       </w:r>
     </w:p>
@@ -5141,7 +5427,19 @@
         <w:rPr>
           <w:rFonts w:hint="eastAsia"/>
         </w:rPr>
-        <w:t>修改过于频繁，请稍后再试。（上一次的修改还未刷新目录表完成，不允许再修改）</w:t>
+        <w:t>当前状态不允许修改，当前状态不为</w:t>
+      </w:r>
+      <w:r>
+        <w:rPr>
+          <w:rFonts w:hint="eastAsia"/>
+        </w:rPr>
+        <w:t>Normal</w:t>
+      </w:r>
+      <w:r>
+        <w:rPr>
+          <w:rFonts w:hint="eastAsia"/>
+        </w:rPr>
+        <w:t>，或备用分隔符不为空。</w:t>
       </w:r>
     </w:p>
     <w:p>
@@ -5190,8 +5488,6 @@
         </w:rPr>
         <w:t>字符一致</w:t>
       </w:r>
-      <w:bookmarkStart w:id="3" w:name="_GoBack"/>
-      <w:bookmarkEnd w:id="3"/>
       <w:r>
         <w:rPr>
           <w:rFonts w:hint="eastAsia"/>
@@ -5216,8 +5512,8 @@
         <w:pStyle w:val="3"/>
         <w:ind w:left="210"/>
       </w:pPr>
-      <w:bookmarkStart w:id="4" w:name="_获取分隔符（GET_Bucket_Delimiter）"/>
-      <w:bookmarkEnd w:id="4"/>
+      <w:bookmarkStart w:id="8" w:name="_获取分隔符（GET_Bucket_Delimiter）"/>
+      <w:bookmarkEnd w:id="8"/>
       <w:r>
         <w:rPr>
           <w:rFonts w:hint="eastAsia"/>
@@ -5292,7 +5588,7 @@
                     </pic:cNvPicPr>
                   </pic:nvPicPr>
                   <pic:blipFill>
-                    <a:blip r:embed="rId9">
+                    <a:blip r:embed="rId11">
                       <a:extLst>
                         <a:ext uri="{28A0092B-C50C-407E-A947-70E740481C1C}">
                           <a14:useLocalDpi xmlns:a14="http://schemas.microsoft.com/office/drawing/2010/main" val="0"/>
@@ -5345,6 +5641,7 @@
         <w:rPr>
           <w:rFonts w:hint="eastAsia"/>
         </w:rPr>
+        <w:lastRenderedPageBreak/>
         <w:t>查询成功，返回</w:t>
       </w:r>
       <w:r>
@@ -5406,7 +5703,6 @@
         <w:rPr>
           <w:rFonts w:hint="eastAsia"/>
         </w:rPr>
-        <w:lastRenderedPageBreak/>
         <w:t>异常场景：</w:t>
       </w:r>
     </w:p>
@@ -6684,6 +6980,7 @@
               <w:rPr>
                 <w:rFonts w:hint="eastAsia"/>
               </w:rPr>
+              <w:lastRenderedPageBreak/>
               <w:t>Story.</w:t>
             </w:r>
             <w:r>
@@ -6831,14 +7128,7 @@
               <w:rPr>
                 <w:rFonts w:hint="eastAsia"/>
               </w:rPr>
-              <w:t>头部</w:t>
-            </w:r>
-            <w:r>
-              <w:rPr>
-                <w:rFonts w:hint="eastAsia"/>
-              </w:rPr>
-              <w:lastRenderedPageBreak/>
-              <w:t>中的</w:t>
+              <w:t>头部中的</w:t>
             </w:r>
             <w:proofErr w:type="spellStart"/>
             <w:r>
@@ -7175,7 +7465,6 @@
               <w:rPr>
                 <w:rFonts w:hint="eastAsia"/>
               </w:rPr>
-              <w:lastRenderedPageBreak/>
               <w:t>PUT</w:t>
             </w:r>
             <w:r>
@@ -7241,7 +7530,6 @@
               <w:rPr>
                 <w:rFonts w:hint="eastAsia"/>
               </w:rPr>
-              <w:lastRenderedPageBreak/>
               <w:t>GET</w:t>
             </w:r>
             <w:r>
@@ -7450,7 +7738,6 @@
               <w:rPr>
                 <w:rFonts w:hint="eastAsia"/>
               </w:rPr>
-              <w:lastRenderedPageBreak/>
               <w:t>Story.SequoiaS</w:t>
             </w:r>
             <w:r>
@@ -8162,6 +8449,7 @@
               <w:rPr>
                 <w:rFonts w:hint="eastAsia"/>
               </w:rPr>
+              <w:lastRenderedPageBreak/>
               <w:t>Story.SequoiaS</w:t>
             </w:r>
             <w:r>
@@ -8278,7 +8566,6 @@
               <w:rPr>
                 <w:rFonts w:hint="eastAsia"/>
               </w:rPr>
-              <w:lastRenderedPageBreak/>
               <w:t>GET</w:t>
             </w:r>
             <w:r>
@@ -8443,7 +8730,6 @@
               <w:rPr>
                 <w:rFonts w:hint="eastAsia"/>
               </w:rPr>
-              <w:lastRenderedPageBreak/>
               <w:t>查询结果为</w:t>
             </w:r>
             <w:r>
@@ -8496,7 +8782,6 @@
               <w:rPr>
                 <w:rFonts w:hint="eastAsia"/>
               </w:rPr>
-              <w:lastRenderedPageBreak/>
               <w:t>查询结果为</w:t>
             </w:r>
             <w:r>
@@ -8573,7 +8858,6 @@
                 <w:rFonts w:hint="eastAsia"/>
                 <w:strike/>
               </w:rPr>
-              <w:lastRenderedPageBreak/>
               <w:t>Story.SequoiaS</w:t>
             </w:r>
             <w:r>
@@ -9307,6 +9591,7 @@
               <w:rPr>
                 <w:rFonts w:hint="eastAsia"/>
               </w:rPr>
+              <w:lastRenderedPageBreak/>
               <w:t>资料是否变更</w:t>
             </w:r>
           </w:p>
@@ -9460,7 +9745,6 @@
               <w:rPr>
                 <w:rFonts w:hint="eastAsia"/>
               </w:rPr>
-              <w:lastRenderedPageBreak/>
               <w:t>sdb</w:t>
             </w:r>
             <w:proofErr w:type="spellEnd"/>
@@ -9502,7 +9786,7 @@
     </w:tbl>
     <w:p/>
     <w:sectPr>
-      <w:footerReference w:type="default" r:id="rId10"/>
+      <w:footerReference w:type="default" r:id="rId12"/>
       <w:pgSz w:w="11906" w:h="16838"/>
       <w:pgMar w:top="1440" w:right="1800" w:bottom="1440" w:left="1800" w:header="851" w:footer="992" w:gutter="0"/>
       <w:cols w:space="425"/>
@@ -9510,6 +9794,183 @@
     </w:sectPr>
   </w:body>
 </w:document>
+</file>
+
+<file path=word/comments.xml><?xml version="1.0" encoding="utf-8"?>
+<w:comments xmlns:wpc="http://schemas.microsoft.com/office/word/2010/wordprocessingCanvas" xmlns:cx="http://schemas.microsoft.com/office/drawing/2014/chartex" xmlns:mc="http://schemas.openxmlformats.org/markup-compatibility/2006" xmlns:o="urn:schemas-microsoft-com:office:office" xmlns:r="http://schemas.openxmlformats.org/officeDocument/2006/relationships" xmlns:m="http://schemas.openxmlformats.org/officeDocument/2006/math" xmlns:v="urn:schemas-microsoft-com:vml" xmlns:wp14="http://schemas.microsoft.com/office/word/2010/wordprocessingDrawing" xmlns:wp="http://schemas.openxmlformats.org/drawingml/2006/wordprocessingDrawing" xmlns:w10="urn:schemas-microsoft-com:office:word" xmlns:w="http://schemas.openxmlformats.org/wordprocessingml/2006/main" xmlns:w14="http://schemas.microsoft.com/office/word/2010/wordml" xmlns:w15="http://schemas.microsoft.com/office/word/2012/wordml" xmlns:w16se="http://schemas.microsoft.com/office/word/2015/wordml/symex" xmlns:wpg="http://schemas.microsoft.com/office/word/2010/wordprocessingGroup" xmlns:wpi="http://schemas.microsoft.com/office/word/2010/wordprocessingInk" xmlns:wne="http://schemas.microsoft.com/office/word/2006/wordml" xmlns:wps="http://schemas.microsoft.com/office/word/2010/wordprocessingShape" mc:Ignorable="w14 w15 w16se wp14">
+  <w:comment w:id="3" w:author="zhaoyujing" w:date="2019-02-27T15:00:00Z" w:initials="z">
+    <w:p>
+      <w:pPr>
+        <w:pStyle w:val="af0"/>
+      </w:pPr>
+      <w:r>
+        <w:rPr>
+          <w:rStyle w:val="af"/>
+        </w:rPr>
+        <w:annotationRef/>
+      </w:r>
+      <w:r>
+        <w:rPr>
+          <w:rFonts w:hint="eastAsia"/>
+        </w:rPr>
+        <w:t>节点</w:t>
+      </w:r>
+      <w:proofErr w:type="gramStart"/>
+      <w:r>
+        <w:rPr>
+          <w:rFonts w:hint="eastAsia"/>
+        </w:rPr>
+        <w:t>重启对分割</w:t>
+      </w:r>
+      <w:proofErr w:type="gramEnd"/>
+      <w:r>
+        <w:rPr>
+          <w:rFonts w:hint="eastAsia"/>
+        </w:rPr>
+        <w:t>符的处理，定时任务的流程补充，重启中不对</w:t>
+      </w:r>
+    </w:p>
+  </w:comment>
+  <w:comment w:id="4" w:author="zhaoyujing" w:date="2019-02-27T15:31:00Z" w:initials="z">
+    <w:p>
+      <w:pPr>
+        <w:pStyle w:val="af0"/>
+      </w:pPr>
+      <w:r>
+        <w:rPr>
+          <w:rStyle w:val="af"/>
+        </w:rPr>
+        <w:annotationRef/>
+      </w:r>
+      <w:r>
+        <w:rPr>
+          <w:rFonts w:hint="eastAsia"/>
+        </w:rPr>
+        <w:t>批量锁定，修改，提交，每次锁定</w:t>
+      </w:r>
+      <w:r>
+        <w:rPr>
+          <w:rFonts w:hint="eastAsia"/>
+        </w:rPr>
+        <w:t>10</w:t>
+      </w:r>
+      <w:r>
+        <w:rPr>
+          <w:rFonts w:hint="eastAsia"/>
+        </w:rPr>
+        <w:t>条</w:t>
+      </w:r>
+    </w:p>
+  </w:comment>
+  <w:comment w:id="5" w:author="zhaoyujing" w:date="2019-02-27T15:51:00Z" w:initials="z">
+    <w:p>
+      <w:pPr>
+        <w:pStyle w:val="af0"/>
+      </w:pPr>
+      <w:r>
+        <w:rPr>
+          <w:rStyle w:val="af"/>
+        </w:rPr>
+        <w:annotationRef/>
+      </w:r>
+      <w:proofErr w:type="spellStart"/>
+      <w:r>
+        <w:t>T</w:t>
+      </w:r>
+      <w:r>
+        <w:rPr>
+          <w:rFonts w:hint="eastAsia"/>
+        </w:rPr>
+        <w:t>askID</w:t>
+      </w:r>
+      <w:proofErr w:type="spellEnd"/>
+      <w:r>
+        <w:rPr>
+          <w:rFonts w:hint="eastAsia"/>
+        </w:rPr>
+        <w:t>在</w:t>
+      </w:r>
+      <w:r>
+        <w:rPr>
+          <w:rFonts w:hint="eastAsia"/>
+        </w:rPr>
+        <w:t>deleting</w:t>
+      </w:r>
+      <w:r>
+        <w:rPr>
+          <w:rFonts w:hint="eastAsia"/>
+        </w:rPr>
+        <w:t>时也需要锁定，然后开始清理目录，清理完成后，删除</w:t>
+      </w:r>
+      <w:r>
+        <w:rPr>
+          <w:rFonts w:hint="eastAsia"/>
+        </w:rPr>
+        <w:t>deleting</w:t>
+      </w:r>
+      <w:r>
+        <w:rPr>
+          <w:rFonts w:hint="eastAsia"/>
+        </w:rPr>
+        <w:t>状态的分隔符，并删除</w:t>
+      </w:r>
+      <w:proofErr w:type="spellStart"/>
+      <w:r>
+        <w:rPr>
+          <w:rFonts w:hint="eastAsia"/>
+        </w:rPr>
+        <w:t>taskId</w:t>
+      </w:r>
+      <w:proofErr w:type="spellEnd"/>
+    </w:p>
+  </w:comment>
+  <w:comment w:id="7" w:author="zhaoyujing" w:date="2019-02-27T16:09:00Z" w:initials="z">
+    <w:p>
+      <w:pPr>
+        <w:pStyle w:val="af0"/>
+      </w:pPr>
+      <w:r>
+        <w:rPr>
+          <w:rStyle w:val="af"/>
+        </w:rPr>
+        <w:annotationRef/>
+      </w:r>
+      <w:r>
+        <w:rPr>
+          <w:rFonts w:hint="eastAsia"/>
+        </w:rPr>
+        <w:t>删除任务</w:t>
+      </w:r>
+      <w:r>
+        <w:rPr>
+          <w:rFonts w:hint="eastAsia"/>
+        </w:rPr>
+        <w:t>ID</w:t>
+      </w:r>
+      <w:r>
+        <w:rPr>
+          <w:rFonts w:hint="eastAsia"/>
+        </w:rPr>
+        <w:t>，不需要在这里操作，在清理任务里再使用，清理旧分隔符时，再删除任务</w:t>
+      </w:r>
+      <w:r>
+        <w:rPr>
+          <w:rFonts w:hint="eastAsia"/>
+        </w:rPr>
+        <w:t>ID</w:t>
+      </w:r>
+    </w:p>
+  </w:comment>
+</w:comments>
+</file>
+
+<file path=word/commentsExtended.xml><?xml version="1.0" encoding="utf-8"?>
+<w15:commentsEx xmlns:wpc="http://schemas.microsoft.com/office/word/2010/wordprocessingCanvas" xmlns:cx="http://schemas.microsoft.com/office/drawing/2014/chartex" xmlns:mc="http://schemas.openxmlformats.org/markup-compatibility/2006" xmlns:o="urn:schemas-microsoft-com:office:office" xmlns:r="http://schemas.openxmlformats.org/officeDocument/2006/relationships" xmlns:m="http://schemas.openxmlformats.org/officeDocument/2006/math" xmlns:v="urn:schemas-microsoft-com:vml" xmlns:wp14="http://schemas.microsoft.com/office/word/2010/wordprocessingDrawing" xmlns:wp="http://schemas.openxmlformats.org/drawingml/2006/wordprocessingDrawing" xmlns:w10="urn:schemas-microsoft-com:office:word" xmlns:w="http://schemas.openxmlformats.org/wordprocessingml/2006/main" xmlns:w14="http://schemas.microsoft.com/office/word/2010/wordml" xmlns:w15="http://schemas.microsoft.com/office/word/2012/wordml" xmlns:w16se="http://schemas.microsoft.com/office/word/2015/wordml/symex" xmlns:wpg="http://schemas.microsoft.com/office/word/2010/wordprocessingGroup" xmlns:wpi="http://schemas.microsoft.com/office/word/2010/wordprocessingInk" xmlns:wne="http://schemas.microsoft.com/office/word/2006/wordml" xmlns:wps="http://schemas.microsoft.com/office/word/2010/wordprocessingShape" mc:Ignorable="w14 w15 w16se wp14">
+  <w15:commentEx w15:paraId="50A6AEB6" w15:done="0"/>
+  <w15:commentEx w15:paraId="46B586FA" w15:done="0"/>
+  <w15:commentEx w15:paraId="64C512D1" w15:done="0"/>
+  <w15:commentEx w15:paraId="4AC88C6E" w15:done="0"/>
+</w15:commentsEx>
 </file>
 
 <file path=word/endnotes.xml><?xml version="1.0" encoding="utf-8"?>
@@ -9562,7 +10023,7 @@
             <w:noProof/>
             <w:lang w:val="zh-CN"/>
           </w:rPr>
-          <w:t>11</w:t>
+          <w:t>7</w:t>
         </w:r>
         <w:r>
           <w:fldChar w:fldCharType="end"/>
@@ -13958,6 +14419,14 @@
   </w:num>
   <w:numIdMacAtCleanup w:val="21"/>
 </w:numbering>
+</file>
+
+<file path=word/people.xml><?xml version="1.0" encoding="utf-8"?>
+<w15:people xmlns:wpc="http://schemas.microsoft.com/office/word/2010/wordprocessingCanvas" xmlns:cx="http://schemas.microsoft.com/office/drawing/2014/chartex" xmlns:mc="http://schemas.openxmlformats.org/markup-compatibility/2006" xmlns:o="urn:schemas-microsoft-com:office:office" xmlns:r="http://schemas.openxmlformats.org/officeDocument/2006/relationships" xmlns:m="http://schemas.openxmlformats.org/officeDocument/2006/math" xmlns:v="urn:schemas-microsoft-com:vml" xmlns:wp14="http://schemas.microsoft.com/office/word/2010/wordprocessingDrawing" xmlns:wp="http://schemas.openxmlformats.org/drawingml/2006/wordprocessingDrawing" xmlns:w10="urn:schemas-microsoft-com:office:word" xmlns:w="http://schemas.openxmlformats.org/wordprocessingml/2006/main" xmlns:w14="http://schemas.microsoft.com/office/word/2010/wordml" xmlns:w15="http://schemas.microsoft.com/office/word/2012/wordml" xmlns:w16se="http://schemas.microsoft.com/office/word/2015/wordml/symex" xmlns:wpg="http://schemas.microsoft.com/office/word/2010/wordprocessingGroup" xmlns:wpi="http://schemas.microsoft.com/office/word/2010/wordprocessingInk" xmlns:wne="http://schemas.microsoft.com/office/word/2006/wordml" xmlns:wps="http://schemas.microsoft.com/office/word/2010/wordprocessingShape" mc:Ignorable="w14 w15 w16se wp14">
+  <w15:person w15:author="zhaoyujing">
+    <w15:presenceInfo w15:providerId="None" w15:userId="zhaoyujing"/>
+  </w15:person>
+</w15:people>
 </file>
 
 <file path=word/styles.xml><?xml version="1.0" encoding="utf-8"?>
@@ -15411,7 +15880,7 @@
 </file>
 
 <file path=customXml/itemProps1.xml><?xml version="1.0" encoding="utf-8"?>
-<ds:datastoreItem xmlns:ds="http://schemas.openxmlformats.org/officeDocument/2006/customXml" ds:itemID="{14CF4C44-9E51-4E2C-8646-DF88868375B9}">
+<ds:datastoreItem xmlns:ds="http://schemas.openxmlformats.org/officeDocument/2006/customXml" ds:itemID="{2B89E2DE-35A9-45D4-A8EB-F06883859726}">
   <ds:schemaRefs>
     <ds:schemaRef ds:uri="http://schemas.openxmlformats.org/officeDocument/2006/bibliography"/>
   </ds:schemaRefs>

--- a/internal_doc/03.开发设计/Amazon S3接口兼容/Story--SequoiaDB兼容Amazon S3接口 -桶分隔符管理.docx
+++ b/internal_doc/03.开发设计/Amazon S3接口兼容/Story--SequoiaDB兼容Amazon S3接口 -桶分隔符管理.docx
@@ -6,7 +6,6 @@
       <w:pPr>
         <w:pStyle w:val="ab"/>
       </w:pPr>
-      <w:proofErr w:type="spellStart"/>
       <w:r>
         <w:rPr>
           <w:rFonts w:hint="eastAsia"/>
@@ -16,7 +15,6 @@
       <w:r>
         <w:t>equoiaDB</w:t>
       </w:r>
-      <w:proofErr w:type="spellEnd"/>
       <w:r>
         <w:rPr>
           <w:rFonts w:hint="eastAsia"/>
@@ -124,14 +122,12 @@
               </w:rPr>
               <w:t xml:space="preserve"> </w:t>
             </w:r>
-            <w:proofErr w:type="gramStart"/>
             <w:r>
               <w:rPr>
                 <w:rFonts w:hint="eastAsia"/>
               </w:rPr>
               <w:t>赵玉静</w:t>
             </w:r>
-            <w:proofErr w:type="gramEnd"/>
           </w:p>
         </w:tc>
         <w:tc>
@@ -148,7 +144,6 @@
               </w:rPr>
               <w:t>继承自</w:t>
             </w:r>
-            <w:proofErr w:type="spellStart"/>
             <w:r>
               <w:rPr>
                 <w:rFonts w:hint="eastAsia"/>
@@ -158,7 +153,6 @@
             <w:r>
               <w:t>equoiaDB</w:t>
             </w:r>
-            <w:proofErr w:type="spellEnd"/>
             <w:r>
               <w:rPr>
                 <w:rFonts w:hint="eastAsia"/>
@@ -404,7 +398,6 @@
         </w:rPr>
         <w:t>接口访问</w:t>
       </w:r>
-      <w:proofErr w:type="spellStart"/>
       <w:r>
         <w:rPr>
           <w:rFonts w:hint="eastAsia"/>
@@ -412,7 +405,6 @@
         </w:rPr>
         <w:t>SequoiaDB</w:t>
       </w:r>
-      <w:proofErr w:type="spellEnd"/>
       <w:r>
         <w:rPr>
           <w:rFonts w:hint="eastAsia"/>
@@ -455,7 +447,6 @@
         </w:rPr>
         <w:t>通过</w:t>
       </w:r>
-      <w:proofErr w:type="spellStart"/>
       <w:r>
         <w:rPr>
           <w:rFonts w:hint="eastAsia"/>
@@ -463,7 +454,6 @@
         </w:rPr>
         <w:t>SequoiaDB</w:t>
       </w:r>
-      <w:proofErr w:type="spellEnd"/>
       <w:r>
         <w:rPr>
           <w:rFonts w:hint="eastAsia"/>
@@ -596,34 +586,15 @@
         </w:rPr>
         <w:t>，参考</w:t>
       </w:r>
-      <w:r>
-        <w:fldChar w:fldCharType="begin"/>
-      </w:r>
-      <w:r>
-        <w:instrText xml:space="preserve"> HYPERLINK \l "_</w:instrText>
-      </w:r>
-      <w:r>
-        <w:instrText>公共头部</w:instrText>
-      </w:r>
-      <w:r>
-        <w:instrText xml:space="preserve">" </w:instrText>
-      </w:r>
-      <w:r>
-        <w:fldChar w:fldCharType="separate"/>
-      </w:r>
-      <w:r>
-        <w:rPr>
-          <w:rStyle w:val="ad"/>
-          <w:rFonts w:hint="eastAsia"/>
-        </w:rPr>
-        <w:t>公共头部</w:t>
-      </w:r>
-      <w:r>
-        <w:rPr>
-          <w:rStyle w:val="ad"/>
-        </w:rPr>
-        <w:fldChar w:fldCharType="end"/>
-      </w:r>
+      <w:hyperlink w:anchor="_公共头部" w:history="1">
+        <w:r>
+          <w:rPr>
+            <w:rStyle w:val="ad"/>
+            <w:rFonts w:hint="eastAsia"/>
+          </w:rPr>
+          <w:t>公共头部</w:t>
+        </w:r>
+      </w:hyperlink>
       <w:r>
         <w:rPr>
           <w:rFonts w:hint="eastAsia"/>
@@ -744,7 +715,6 @@
             <w:pPr>
               <w:ind w:left="0"/>
             </w:pPr>
-            <w:proofErr w:type="spellStart"/>
             <w:r>
               <w:rPr>
                 <w:rFonts w:cstheme="minorHAnsi"/>
@@ -757,7 +727,6 @@
               </w:rPr>
               <w:t>Configuration</w:t>
             </w:r>
-            <w:proofErr w:type="spellEnd"/>
           </w:p>
         </w:tc>
         <w:tc>
@@ -910,22 +879,14 @@
               <w:rPr>
                 <w:rFonts w:cstheme="minorHAnsi"/>
               </w:rPr>
-              <w:t xml:space="preserve">Ancestor: </w:t>
-            </w:r>
-            <w:proofErr w:type="spellStart"/>
+              <w:t>Ancestor: Delimiter</w:t>
+            </w:r>
             <w:r>
               <w:rPr>
                 <w:rFonts w:cstheme="minorHAnsi"/>
               </w:rPr>
-              <w:t>Delimiter</w:t>
-            </w:r>
-            <w:r>
-              <w:rPr>
-                <w:rFonts w:cstheme="minorHAnsi"/>
-              </w:rPr>
               <w:t>Configuration</w:t>
             </w:r>
-            <w:proofErr w:type="spellEnd"/>
           </w:p>
         </w:tc>
         <w:tc>
@@ -981,34 +942,15 @@
         </w:rPr>
         <w:t>，参考</w:t>
       </w:r>
-      <w:r>
-        <w:fldChar w:fldCharType="begin"/>
-      </w:r>
-      <w:r>
-        <w:instrText xml:space="preserve"> HYPERLINK \l "_</w:instrText>
-      </w:r>
-      <w:r>
-        <w:instrText>公共头部</w:instrText>
-      </w:r>
-      <w:r>
-        <w:instrText xml:space="preserve">" </w:instrText>
-      </w:r>
-      <w:r>
-        <w:fldChar w:fldCharType="separate"/>
-      </w:r>
-      <w:r>
-        <w:rPr>
-          <w:rStyle w:val="ad"/>
-          <w:rFonts w:hint="eastAsia"/>
-        </w:rPr>
-        <w:t>公共头部</w:t>
-      </w:r>
-      <w:r>
-        <w:rPr>
-          <w:rStyle w:val="ad"/>
-        </w:rPr>
-        <w:fldChar w:fldCharType="end"/>
-      </w:r>
+      <w:hyperlink w:anchor="_公共头部" w:history="1">
+        <w:r>
+          <w:rPr>
+            <w:rStyle w:val="ad"/>
+            <w:rFonts w:hint="eastAsia"/>
+          </w:rPr>
+          <w:t>公共头部</w:t>
+        </w:r>
+      </w:hyperlink>
       <w:r>
         <w:rPr>
           <w:rStyle w:val="ad"/>
@@ -1088,7 +1030,6 @@
               </w:rPr>
               <w:t>}</w:t>
             </w:r>
-            <w:proofErr w:type="gramStart"/>
             <w:r>
               <w:rPr>
                 <w:i/>
@@ -1107,11 +1048,17 @@
               </w:rPr>
               <w:t>delimiter</w:t>
             </w:r>
-            <w:proofErr w:type="gramEnd"/>
-            <w:r>
-              <w:rPr>
+            <w:r>
+              <w:rPr>
+                <w:rFonts w:hint="eastAsia"/>
                 <w:i/>
               </w:rPr>
+              <w:t>-config</w:t>
+            </w:r>
+            <w:r>
+              <w:rPr>
+                <w:i/>
+              </w:rPr>
               <w:t xml:space="preserve"> HTTP/1.1 </w:t>
             </w:r>
           </w:p>
@@ -1159,21 +1106,7 @@
               <w:rPr>
                 <w:i/>
               </w:rPr>
-              <w:t xml:space="preserve">Date: Wed, 01 </w:t>
-            </w:r>
-            <w:proofErr w:type="gramStart"/>
-            <w:r>
-              <w:rPr>
-                <w:i/>
-              </w:rPr>
-              <w:t>Mar  2006</w:t>
-            </w:r>
-            <w:proofErr w:type="gramEnd"/>
-            <w:r>
-              <w:rPr>
-                <w:i/>
-              </w:rPr>
-              <w:t xml:space="preserve"> 12:00:00 GMT </w:t>
+              <w:t xml:space="preserve">Date: Wed, 01 Mar  2006 12:00:00 GMT </w:t>
             </w:r>
           </w:p>
           <w:p>
@@ -1247,7 +1180,6 @@
               </w:rPr>
               <w:t>&lt;</w:t>
             </w:r>
-            <w:proofErr w:type="spellStart"/>
             <w:r>
               <w:rPr>
                 <w:rFonts w:cstheme="minorHAnsi"/>
@@ -1260,7 +1192,6 @@
               </w:rPr>
               <w:t>Configuration</w:t>
             </w:r>
-            <w:proofErr w:type="spellEnd"/>
             <w:r>
               <w:rPr>
                 <w:rFonts w:cstheme="minorHAnsi"/>
@@ -1325,7 +1256,6 @@
               </w:rPr>
               <w:t>&lt;/</w:t>
             </w:r>
-            <w:proofErr w:type="spellStart"/>
             <w:r>
               <w:rPr>
                 <w:rFonts w:cstheme="minorHAnsi"/>
@@ -1338,7 +1268,6 @@
               </w:rPr>
               <w:t>Configuration</w:t>
             </w:r>
-            <w:proofErr w:type="spellEnd"/>
             <w:r>
               <w:rPr>
                 <w:rFonts w:cstheme="minorHAnsi"/>
@@ -1439,34 +1368,15 @@
         </w:rPr>
         <w:t>，参考</w:t>
       </w:r>
-      <w:r>
-        <w:fldChar w:fldCharType="begin"/>
-      </w:r>
-      <w:r>
-        <w:instrText xml:space="preserve"> HYPERLINK \l "_</w:instrText>
-      </w:r>
-      <w:r>
-        <w:instrText>公共头部</w:instrText>
-      </w:r>
-      <w:r>
-        <w:instrText xml:space="preserve">" </w:instrText>
-      </w:r>
-      <w:r>
-        <w:fldChar w:fldCharType="separate"/>
-      </w:r>
-      <w:r>
-        <w:rPr>
-          <w:rStyle w:val="ad"/>
-          <w:rFonts w:hint="eastAsia"/>
-        </w:rPr>
-        <w:t>公共头部</w:t>
-      </w:r>
-      <w:r>
-        <w:rPr>
-          <w:rStyle w:val="ad"/>
-        </w:rPr>
-        <w:fldChar w:fldCharType="end"/>
-      </w:r>
+      <w:hyperlink w:anchor="_公共头部" w:history="1">
+        <w:r>
+          <w:rPr>
+            <w:rStyle w:val="ad"/>
+            <w:rFonts w:hint="eastAsia"/>
+          </w:rPr>
+          <w:t>公共头部</w:t>
+        </w:r>
+      </w:hyperlink>
       <w:r>
         <w:rPr>
           <w:rFonts w:hint="eastAsia"/>
@@ -1519,34 +1429,15 @@
         </w:rPr>
         <w:t>，参考</w:t>
       </w:r>
-      <w:r>
-        <w:fldChar w:fldCharType="begin"/>
-      </w:r>
-      <w:r>
-        <w:instrText xml:space="preserve"> HYPERLINK \l "_</w:instrText>
-      </w:r>
-      <w:r>
-        <w:instrText>公共头部</w:instrText>
-      </w:r>
-      <w:r>
-        <w:instrText xml:space="preserve">" </w:instrText>
-      </w:r>
-      <w:r>
-        <w:fldChar w:fldCharType="separate"/>
-      </w:r>
-      <w:r>
-        <w:rPr>
-          <w:rStyle w:val="ad"/>
-          <w:rFonts w:hint="eastAsia"/>
-        </w:rPr>
-        <w:t>公共头部</w:t>
-      </w:r>
-      <w:r>
-        <w:rPr>
-          <w:rStyle w:val="ad"/>
-        </w:rPr>
-        <w:fldChar w:fldCharType="end"/>
-      </w:r>
+      <w:hyperlink w:anchor="_公共头部" w:history="1">
+        <w:r>
+          <w:rPr>
+            <w:rStyle w:val="ad"/>
+            <w:rFonts w:hint="eastAsia"/>
+          </w:rPr>
+          <w:t>公共头部</w:t>
+        </w:r>
+      </w:hyperlink>
       <w:r>
         <w:rPr>
           <w:rStyle w:val="ad"/>
@@ -1677,7 +1568,6 @@
                 <w:rFonts w:cstheme="minorHAnsi"/>
               </w:rPr>
             </w:pPr>
-            <w:proofErr w:type="spellStart"/>
             <w:r>
               <w:rPr>
                 <w:rFonts w:cstheme="minorHAnsi"/>
@@ -1690,7 +1580,6 @@
               </w:rPr>
               <w:t>Configuration</w:t>
             </w:r>
-            <w:proofErr w:type="spellEnd"/>
           </w:p>
         </w:tc>
         <w:tc>
@@ -1994,34 +1883,29 @@
               </w:rPr>
               <w:t>}</w:t>
             </w:r>
-            <w:proofErr w:type="gramStart"/>
             <w:r>
               <w:rPr>
                 <w:rFonts w:cstheme="minorHAnsi"/>
                 <w:i/>
               </w:rPr>
-              <w:t>/?</w:t>
-            </w:r>
-            <w:r>
-              <w:rPr>
-                <w:rFonts w:cstheme="minorHAnsi"/>
-              </w:rPr>
-              <w:t>delimiter</w:t>
-            </w:r>
-            <w:proofErr w:type="gramEnd"/>
-            <w:r>
-              <w:rPr>
-                <w:rFonts w:cstheme="minorHAnsi"/>
-              </w:rPr>
-              <w:t xml:space="preserve"> </w:t>
+              <w:t>/?delimiter</w:t>
+            </w:r>
+            <w:r>
+              <w:rPr>
+                <w:rFonts w:cstheme="minorHAnsi" w:hint="eastAsia"/>
+                <w:i/>
+              </w:rPr>
+              <w:t>-config</w:t>
             </w:r>
             <w:r>
               <w:rPr>
                 <w:rFonts w:cstheme="minorHAnsi"/>
                 <w:i/>
               </w:rPr>
-              <w:t xml:space="preserve">HTTP/1.1 </w:t>
-            </w:r>
+              <w:t xml:space="preserve"> HTTP/1.1 </w:t>
+            </w:r>
+            <w:bookmarkStart w:id="0" w:name="_GoBack"/>
+            <w:bookmarkEnd w:id="0"/>
           </w:p>
           <w:p>
             <w:pPr>
@@ -2138,23 +2022,23 @@
                 <w:i/>
               </w:rPr>
               <w:lastRenderedPageBreak/>
-              <w:t>&lt;</w:t>
-            </w:r>
-            <w:proofErr w:type="spellStart"/>
-            <w:r>
+              <w:t>&lt;DelimiterConfiguration&gt;</w:t>
+            </w:r>
+          </w:p>
+          <w:p>
+            <w:pPr>
+              <w:ind w:left="0"/>
               <w:rPr>
                 <w:rFonts w:cstheme="minorHAnsi"/>
                 <w:i/>
               </w:rPr>
-              <w:t>DelimiterConfiguration</w:t>
-            </w:r>
-            <w:proofErr w:type="spellEnd"/>
+            </w:pPr>
             <w:r>
               <w:rPr>
                 <w:rFonts w:cstheme="minorHAnsi"/>
                 <w:i/>
               </w:rPr>
-              <w:t>&gt;</w:t>
+              <w:t xml:space="preserve">  &lt;Delimiter&gt;/&lt;/Delimiter&gt; </w:t>
             </w:r>
           </w:p>
           <w:p>
@@ -2170,54 +2054,22 @@
                 <w:rFonts w:cstheme="minorHAnsi"/>
                 <w:i/>
               </w:rPr>
-              <w:t xml:space="preserve">  &lt;Delimiter&gt;/&lt;/Delimiter&gt; </w:t>
-            </w:r>
-          </w:p>
-          <w:p>
-            <w:pPr>
-              <w:ind w:left="0"/>
+              <w:t xml:space="preserve">  &lt;Status&gt;normal&lt;/Status&gt;</w:t>
+            </w:r>
+          </w:p>
+          <w:p>
+            <w:pPr>
+              <w:ind w:left="0"/>
+              <w:rPr>
+                <w:rFonts w:cstheme="minorHAnsi"/>
+              </w:rPr>
+            </w:pPr>
+            <w:r>
               <w:rPr>
                 <w:rFonts w:cstheme="minorHAnsi"/>
                 <w:i/>
               </w:rPr>
-            </w:pPr>
-            <w:r>
-              <w:rPr>
-                <w:rFonts w:cstheme="minorHAnsi"/>
-                <w:i/>
-              </w:rPr>
-              <w:t xml:space="preserve">  &lt;Status&gt;normal&lt;/Status&gt;</w:t>
-            </w:r>
-          </w:p>
-          <w:p>
-            <w:pPr>
-              <w:ind w:left="0"/>
-              <w:rPr>
-                <w:rFonts w:cstheme="minorHAnsi"/>
-              </w:rPr>
-            </w:pPr>
-            <w:r>
-              <w:rPr>
-                <w:rFonts w:cstheme="minorHAnsi"/>
-                <w:i/>
-              </w:rPr>
-              <w:t>&lt;/</w:t>
-            </w:r>
-            <w:proofErr w:type="spellStart"/>
-            <w:r>
-              <w:rPr>
-                <w:rFonts w:cstheme="minorHAnsi"/>
-                <w:i/>
-              </w:rPr>
-              <w:t>DelimiterConfiguration</w:t>
-            </w:r>
-            <w:proofErr w:type="spellEnd"/>
-            <w:r>
-              <w:rPr>
-                <w:rFonts w:cstheme="minorHAnsi"/>
-                <w:i/>
-              </w:rPr>
-              <w:t>&gt;</w:t>
+              <w:t>&lt;/DelimiterConfiguration&gt;</w:t>
             </w:r>
           </w:p>
         </w:tc>
@@ -2356,57 +2208,35 @@
         </w:rPr>
         <w:t>—</w:t>
       </w:r>
-      <w:proofErr w:type="spellStart"/>
       <w:r>
         <w:rPr>
           <w:rFonts w:asciiTheme="minorEastAsia" w:hAnsiTheme="minorEastAsia" w:hint="eastAsia"/>
         </w:rPr>
-        <w:t>SequoiaDB</w:t>
-      </w:r>
-      <w:proofErr w:type="spellEnd"/>
+        <w:t>SequoiaDB兼容Amazon</w:t>
+      </w:r>
+      <w:r>
+        <w:rPr>
+          <w:rFonts w:asciiTheme="minorEastAsia" w:hAnsiTheme="minorEastAsia"/>
+        </w:rPr>
+        <w:t xml:space="preserve"> </w:t>
+      </w:r>
       <w:r>
         <w:rPr>
           <w:rFonts w:asciiTheme="minorEastAsia" w:hAnsiTheme="minorEastAsia" w:hint="eastAsia"/>
         </w:rPr>
-        <w:t>兼容Amazon</w:t>
+        <w:t>S</w:t>
       </w:r>
       <w:r>
         <w:rPr>
           <w:rFonts w:asciiTheme="minorEastAsia" w:hAnsiTheme="minorEastAsia"/>
         </w:rPr>
-        <w:t xml:space="preserve"> </w:t>
+        <w:t>3</w:t>
       </w:r>
       <w:r>
         <w:rPr>
           <w:rFonts w:asciiTheme="minorEastAsia" w:hAnsiTheme="minorEastAsia" w:hint="eastAsia"/>
         </w:rPr>
-        <w:t>S</w:t>
-      </w:r>
-      <w:r>
-        <w:rPr>
-          <w:rFonts w:asciiTheme="minorEastAsia" w:hAnsiTheme="minorEastAsia"/>
-        </w:rPr>
-        <w:t>3</w:t>
-      </w:r>
-      <w:r>
-        <w:rPr>
-          <w:rFonts w:asciiTheme="minorEastAsia" w:hAnsiTheme="minorEastAsia" w:hint="eastAsia"/>
-        </w:rPr>
-        <w:t>接口.</w:t>
-      </w:r>
-      <w:proofErr w:type="spellStart"/>
-      <w:r>
-        <w:rPr>
-          <w:rFonts w:asciiTheme="minorEastAsia" w:hAnsiTheme="minorEastAsia" w:hint="eastAsia"/>
-        </w:rPr>
-        <w:t>docx</w:t>
-      </w:r>
-      <w:proofErr w:type="spellEnd"/>
-      <w:r>
-        <w:rPr>
-          <w:rFonts w:asciiTheme="minorEastAsia" w:hAnsiTheme="minorEastAsia" w:hint="eastAsia"/>
-        </w:rPr>
-        <w:t>》。</w:t>
+        <w:t>接口.docx》。</w:t>
       </w:r>
     </w:p>
     <w:p>
@@ -2490,23 +2320,7 @@
           <w:rFonts w:hint="eastAsia"/>
           <w:color w:val="00B0F0"/>
         </w:rPr>
-        <w:t>使用时序</w:t>
-      </w:r>
-      <w:proofErr w:type="gramStart"/>
-      <w:r>
-        <w:rPr>
-          <w:rFonts w:hint="eastAsia"/>
-          <w:color w:val="00B0F0"/>
-        </w:rPr>
-        <w:t>图或者</w:t>
-      </w:r>
-      <w:proofErr w:type="gramEnd"/>
-      <w:r>
-        <w:rPr>
-          <w:rFonts w:hint="eastAsia"/>
-          <w:color w:val="00B0F0"/>
-        </w:rPr>
-        <w:t>活动图</w:t>
+        <w:t>使用时序图或者活动图</w:t>
       </w:r>
       <w:r>
         <w:rPr>
@@ -2911,12 +2725,12 @@
         <w:spacing w:beforeLines="50" w:before="156" w:afterLines="50" w:after="156"/>
         <w:ind w:left="0"/>
       </w:pPr>
-      <w:bookmarkStart w:id="0" w:name="_获取桶列表（GET_Service）"/>
-      <w:bookmarkStart w:id="1" w:name="_权限校验流程"/>
-      <w:bookmarkStart w:id="2" w:name="_创建用户（PUT_User）"/>
-      <w:bookmarkEnd w:id="0"/>
+      <w:bookmarkStart w:id="1" w:name="_获取桶列表（GET_Service）"/>
+      <w:bookmarkStart w:id="2" w:name="_权限校验流程"/>
+      <w:bookmarkStart w:id="3" w:name="_创建用户（PUT_User）"/>
       <w:bookmarkEnd w:id="1"/>
       <w:bookmarkEnd w:id="2"/>
+      <w:bookmarkEnd w:id="3"/>
     </w:p>
     <w:p>
       <w:pPr>
@@ -3170,21 +2984,13 @@
         <w:rPr>
           <w:rFonts w:hint="eastAsia"/>
         </w:rPr>
-        <w:t>查询当前桶信息（并锁住</w:t>
-      </w:r>
-      <w:proofErr w:type="gramStart"/>
-      <w:r>
-        <w:rPr>
-          <w:rFonts w:hint="eastAsia"/>
-        </w:rPr>
-        <w:t>当前桶信</w:t>
-      </w:r>
-      <w:proofErr w:type="gramEnd"/>
+        <w:t>查询当前桶信息（并锁住当前桶信</w:t>
+      </w:r>
       <w:r>
         <w:rPr>
           <w:rStyle w:val="af"/>
         </w:rPr>
-        <w:commentReference w:id="3"/>
+        <w:commentReference w:id="4"/>
       </w:r>
       <w:r>
         <w:rPr>
@@ -3289,21 +3095,7 @@
         <w:rPr>
           <w:rFonts w:hint="eastAsia"/>
         </w:rPr>
-        <w:t>，并将该</w:t>
-      </w:r>
-      <w:proofErr w:type="gramStart"/>
-      <w:r>
-        <w:rPr>
-          <w:rFonts w:hint="eastAsia"/>
-        </w:rPr>
-        <w:t>桶加入</w:t>
-      </w:r>
-      <w:proofErr w:type="gramEnd"/>
-      <w:r>
-        <w:rPr>
-          <w:rFonts w:hint="eastAsia"/>
-        </w:rPr>
-        <w:t>清理队列，返回失败。</w:t>
+        <w:t>，并将该桶加入清理队列，返回失败。</w:t>
       </w:r>
     </w:p>
     <w:p>
@@ -3613,28 +3405,24 @@
       <w:pPr>
         <w:ind w:left="0" w:firstLineChars="400" w:firstLine="840"/>
       </w:pPr>
-      <w:proofErr w:type="spellStart"/>
       <w:r>
         <w:rPr>
           <w:rFonts w:hint="eastAsia"/>
         </w:rPr>
         <w:t>TaskID</w:t>
       </w:r>
-      <w:proofErr w:type="spellEnd"/>
       <w:r>
         <w:rPr>
           <w:rFonts w:hint="eastAsia"/>
         </w:rPr>
         <w:t>：新申请的</w:t>
       </w:r>
-      <w:proofErr w:type="spellStart"/>
       <w:r>
         <w:rPr>
           <w:rFonts w:hint="eastAsia"/>
         </w:rPr>
         <w:t>TaskID</w:t>
       </w:r>
-      <w:proofErr w:type="spellEnd"/>
     </w:p>
     <w:p>
       <w:pPr>
@@ -3646,14 +3434,12 @@
         </w:rPr>
         <w:t>将新申请的</w:t>
       </w:r>
-      <w:proofErr w:type="spellStart"/>
       <w:r>
         <w:rPr>
           <w:rFonts w:hint="eastAsia"/>
         </w:rPr>
         <w:t>TaskID</w:t>
       </w:r>
-      <w:proofErr w:type="spellEnd"/>
       <w:r>
         <w:rPr>
           <w:rFonts w:hint="eastAsia"/>
@@ -3698,7 +3484,6 @@
         </w:rPr>
         <w:t>用</w:t>
       </w:r>
-      <w:proofErr w:type="spellStart"/>
       <w:r>
         <w:t>Q</w:t>
       </w:r>
@@ -3708,7 +3493,6 @@
         </w:rPr>
         <w:t>ueryForUpdate</w:t>
       </w:r>
-      <w:proofErr w:type="spellEnd"/>
       <w:r>
         <w:rPr>
           <w:rFonts w:hint="eastAsia"/>
@@ -3727,14 +3511,12 @@
         </w:rPr>
         <w:t>这个</w:t>
       </w:r>
-      <w:proofErr w:type="spellStart"/>
       <w:r>
         <w:rPr>
           <w:rFonts w:hint="eastAsia"/>
         </w:rPr>
         <w:t>TaskID</w:t>
       </w:r>
-      <w:proofErr w:type="spellEnd"/>
       <w:r>
         <w:rPr>
           <w:rFonts w:hint="eastAsia"/>
@@ -3823,7 +3605,7 @@
         </w:rPr>
         <w:t>新元数据表中的元数据，</w:t>
       </w:r>
-      <w:commentRangeStart w:id="4"/>
+      <w:commentRangeStart w:id="5"/>
       <w:r>
         <w:rPr>
           <w:rFonts w:hint="eastAsia"/>
@@ -3854,12 +3636,12 @@
         </w:rPr>
         <w:t>，</w:t>
       </w:r>
-      <w:commentRangeEnd w:id="4"/>
+      <w:commentRangeEnd w:id="5"/>
       <w:r>
         <w:rPr>
           <w:rStyle w:val="af"/>
         </w:rPr>
-        <w:commentReference w:id="4"/>
+        <w:commentReference w:id="5"/>
       </w:r>
       <w:r>
         <w:rPr>
@@ -3990,14 +3772,12 @@
         </w:rPr>
         <w:t>，因此更新分隔符不需要更新历史表中的</w:t>
       </w:r>
-      <w:proofErr w:type="spellStart"/>
       <w:r>
         <w:rPr>
           <w:rFonts w:hint="eastAsia"/>
         </w:rPr>
         <w:t>ParentId</w:t>
       </w:r>
-      <w:proofErr w:type="spellEnd"/>
       <w:r>
         <w:rPr>
           <w:rFonts w:hint="eastAsia"/>
@@ -4033,19 +3813,11 @@
       <w:pPr>
         <w:ind w:left="0" w:firstLineChars="200" w:firstLine="420"/>
       </w:pPr>
-      <w:proofErr w:type="gramStart"/>
-      <w:r>
-        <w:rPr>
-          <w:rFonts w:hint="eastAsia"/>
-        </w:rPr>
-        <w:t>当最新</w:t>
-      </w:r>
-      <w:proofErr w:type="gramEnd"/>
-      <w:r>
-        <w:rPr>
-          <w:rFonts w:hint="eastAsia"/>
-        </w:rPr>
-        <w:t>元数据表中的所有元数据都遍历并分解层级完成后。将桶</w:t>
+      <w:r>
+        <w:rPr>
+          <w:rFonts w:hint="eastAsia"/>
+        </w:rPr>
+        <w:t>当最新元数据表中的所有元数据都遍历并分解层级完成后。将桶</w:t>
       </w:r>
       <w:r>
         <w:rPr>
@@ -4083,14 +3855,12 @@
         </w:rPr>
         <w:t>，并将原分隔符的状态设置为</w:t>
       </w:r>
-      <w:proofErr w:type="spellStart"/>
       <w:r>
         <w:rPr>
           <w:rFonts w:hint="eastAsia"/>
         </w:rPr>
         <w:t>ToBeDelete</w:t>
       </w:r>
-      <w:proofErr w:type="spellEnd"/>
       <w:r>
         <w:rPr>
           <w:rFonts w:hint="eastAsia"/>
@@ -4136,14 +3906,12 @@
         </w:rPr>
         <w:t>当重建目录层级过程中出现异常无法重建，则需要回退修改，将任务表中的</w:t>
       </w:r>
-      <w:proofErr w:type="spellStart"/>
       <w:r>
         <w:rPr>
           <w:rFonts w:hint="eastAsia"/>
         </w:rPr>
         <w:t>TaskID</w:t>
       </w:r>
-      <w:proofErr w:type="spellEnd"/>
       <w:r>
         <w:rPr>
           <w:rFonts w:hint="eastAsia"/>
@@ -4237,19 +4005,11 @@
       <w:pPr>
         <w:ind w:left="0" w:firstLineChars="200" w:firstLine="420"/>
       </w:pPr>
-      <w:proofErr w:type="gramStart"/>
-      <w:r>
-        <w:rPr>
-          <w:rFonts w:hint="eastAsia"/>
-        </w:rPr>
-        <w:t>一</w:t>
-      </w:r>
-      <w:proofErr w:type="gramEnd"/>
-      <w:r>
-        <w:rPr>
-          <w:rFonts w:hint="eastAsia"/>
-        </w:rPr>
-        <w:t>：清理待删除的分隔符。</w:t>
+      <w:r>
+        <w:rPr>
+          <w:rFonts w:hint="eastAsia"/>
+        </w:rPr>
+        <w:t>一：清理待删除的分隔符。</w:t>
       </w:r>
       <w:r>
         <w:rPr>
@@ -4269,14 +4029,12 @@
         </w:rPr>
         <w:t>处于</w:t>
       </w:r>
-      <w:proofErr w:type="spellStart"/>
       <w:r>
         <w:rPr>
           <w:rFonts w:hint="eastAsia"/>
         </w:rPr>
         <w:t>toBeDelete</w:t>
       </w:r>
-      <w:proofErr w:type="spellEnd"/>
       <w:r>
         <w:rPr>
           <w:rFonts w:hint="eastAsia"/>
@@ -4343,14 +4101,12 @@
         </w:rPr>
         <w:t>将分隔符状态从</w:t>
       </w:r>
-      <w:proofErr w:type="spellStart"/>
       <w:r>
         <w:rPr>
           <w:rFonts w:hint="eastAsia"/>
         </w:rPr>
         <w:t>ToBeDelete</w:t>
       </w:r>
-      <w:proofErr w:type="spellEnd"/>
       <w:r>
         <w:rPr>
           <w:rFonts w:hint="eastAsia"/>
@@ -4373,16 +4129,8 @@
         <w:rPr>
           <w:rFonts w:hint="eastAsia"/>
         </w:rPr>
-        <w:t>将</w:t>
-      </w:r>
-      <w:proofErr w:type="gramStart"/>
-      <w:r>
-        <w:rPr>
-          <w:rFonts w:hint="eastAsia"/>
-        </w:rPr>
-        <w:t>桶加入</w:t>
-      </w:r>
-      <w:proofErr w:type="gramEnd"/>
+        <w:t>将桶加入</w:t>
+      </w:r>
       <w:r>
         <w:rPr>
           <w:rFonts w:hint="eastAsia"/>
@@ -4412,14 +4160,12 @@
         </w:rPr>
         <w:t>检查桶元数据，如果当前分隔符状态处于</w:t>
       </w:r>
-      <w:proofErr w:type="spellStart"/>
       <w:r>
         <w:rPr>
           <w:rFonts w:hint="eastAsia"/>
         </w:rPr>
         <w:t>creating|suspend</w:t>
       </w:r>
-      <w:proofErr w:type="spellEnd"/>
       <w:r>
         <w:rPr>
           <w:rFonts w:hint="eastAsia"/>
@@ -4474,14 +4220,12 @@
         </w:rPr>
         <w:t>，则获取桶元数据中的</w:t>
       </w:r>
-      <w:proofErr w:type="spellStart"/>
       <w:r>
         <w:rPr>
           <w:rFonts w:hint="eastAsia"/>
         </w:rPr>
         <w:t>TaskID</w:t>
       </w:r>
-      <w:proofErr w:type="spellEnd"/>
       <w:r>
         <w:rPr>
           <w:rFonts w:hint="eastAsia"/>
@@ -4494,14 +4238,12 @@
         </w:rPr>
         <w:t>到任务表中查询并锁定该</w:t>
       </w:r>
-      <w:proofErr w:type="spellStart"/>
       <w:r>
         <w:rPr>
           <w:rFonts w:hint="eastAsia"/>
         </w:rPr>
         <w:t>TaskID</w:t>
       </w:r>
-      <w:proofErr w:type="spellEnd"/>
       <w:r>
         <w:rPr>
           <w:rFonts w:hint="eastAsia"/>
@@ -4520,14 +4262,12 @@
         </w:rPr>
         <w:t>当前桶内的</w:t>
       </w:r>
-      <w:proofErr w:type="spellStart"/>
       <w:r>
         <w:rPr>
           <w:rFonts w:hint="eastAsia"/>
         </w:rPr>
         <w:t>TaskID</w:t>
       </w:r>
-      <w:proofErr w:type="spellEnd"/>
       <w:r>
         <w:rPr>
           <w:rFonts w:hint="eastAsia"/>
@@ -4640,35 +4380,21 @@
         <w:rPr>
           <w:rFonts w:hint="eastAsia"/>
         </w:rPr>
-        <w:t>并将</w:t>
-      </w:r>
-      <w:proofErr w:type="gramStart"/>
-      <w:r>
-        <w:rPr>
-          <w:rFonts w:hint="eastAsia"/>
-        </w:rPr>
-        <w:t>桶加入</w:t>
-      </w:r>
-      <w:proofErr w:type="gramEnd"/>
-      <w:r>
-        <w:rPr>
-          <w:rFonts w:hint="eastAsia"/>
-        </w:rPr>
-        <w:t>清理队列中</w:t>
-      </w:r>
-      <w:commentRangeStart w:id="5"/>
+        <w:t>并将桶加入清理队列中</w:t>
+      </w:r>
+      <w:commentRangeStart w:id="6"/>
       <w:r>
         <w:rPr>
           <w:rFonts w:hint="eastAsia"/>
         </w:rPr>
         <w:t>。</w:t>
       </w:r>
-      <w:commentRangeEnd w:id="5"/>
+      <w:commentRangeEnd w:id="6"/>
       <w:r>
         <w:rPr>
           <w:rStyle w:val="af"/>
         </w:rPr>
-        <w:commentReference w:id="5"/>
+        <w:commentReference w:id="6"/>
       </w:r>
     </w:p>
     <w:p>
@@ -4703,30 +4429,14 @@
         <w:rPr>
           <w:rFonts w:hint="eastAsia"/>
         </w:rPr>
-        <w:t>状态的</w:t>
-      </w:r>
-      <w:proofErr w:type="gramStart"/>
-      <w:r>
-        <w:rPr>
-          <w:rFonts w:hint="eastAsia"/>
-        </w:rPr>
-        <w:t>桶记录</w:t>
-      </w:r>
-      <w:proofErr w:type="gramEnd"/>
-      <w:r>
-        <w:rPr>
-          <w:rFonts w:hint="eastAsia"/>
-        </w:rPr>
-        <w:t>获取</w:t>
-      </w:r>
-      <w:proofErr w:type="spellStart"/>
+        <w:t>状态的桶记录获取</w:t>
+      </w:r>
       <w:r>
         <w:rPr>
           <w:rFonts w:hint="eastAsia"/>
         </w:rPr>
         <w:t>BucketId</w:t>
       </w:r>
-      <w:proofErr w:type="spellEnd"/>
       <w:r>
         <w:rPr>
           <w:rFonts w:hint="eastAsia"/>
@@ -4745,14 +4455,12 @@
         </w:rPr>
         <w:t>，</w:t>
       </w:r>
-      <w:proofErr w:type="spellStart"/>
       <w:r>
         <w:rPr>
           <w:rFonts w:hint="eastAsia"/>
         </w:rPr>
         <w:t>TaskID</w:t>
       </w:r>
-      <w:proofErr w:type="spellEnd"/>
       <w:r>
         <w:rPr>
           <w:rFonts w:hint="eastAsia"/>
@@ -4771,28 +4479,24 @@
         </w:rPr>
         <w:t>锁定任务表中的</w:t>
       </w:r>
-      <w:proofErr w:type="spellStart"/>
       <w:r>
         <w:rPr>
           <w:rFonts w:hint="eastAsia"/>
         </w:rPr>
         <w:t>TaskID</w:t>
       </w:r>
-      <w:proofErr w:type="spellEnd"/>
       <w:r>
         <w:rPr>
           <w:rFonts w:hint="eastAsia"/>
         </w:rPr>
         <w:t>，删除目录表中</w:t>
       </w:r>
-      <w:proofErr w:type="spellStart"/>
       <w:r>
         <w:rPr>
           <w:rFonts w:hint="eastAsia"/>
         </w:rPr>
         <w:t>BucketId+Delimiter</w:t>
       </w:r>
-      <w:proofErr w:type="spellEnd"/>
       <w:r>
         <w:rPr>
           <w:rFonts w:hint="eastAsia"/>
@@ -4805,14 +4509,12 @@
         </w:rPr>
         <w:t>删除</w:t>
       </w:r>
-      <w:proofErr w:type="spellStart"/>
       <w:r>
         <w:rPr>
           <w:rFonts w:hint="eastAsia"/>
         </w:rPr>
         <w:t>TaskID</w:t>
       </w:r>
-      <w:proofErr w:type="spellEnd"/>
       <w:r>
         <w:rPr>
           <w:rFonts w:hint="eastAsia"/>
@@ -4843,27 +4545,17 @@
         </w:rPr>
         <w:t>，分隔符的状态时间都清理，同时清理桶内记录的</w:t>
       </w:r>
-      <w:proofErr w:type="spellStart"/>
       <w:r>
         <w:rPr>
           <w:rFonts w:hint="eastAsia"/>
         </w:rPr>
         <w:t>TaskID</w:t>
       </w:r>
-      <w:proofErr w:type="spellEnd"/>
-      <w:r>
-        <w:rPr>
-          <w:rFonts w:hint="eastAsia"/>
-        </w:rPr>
-        <w:t>，</w:t>
-      </w:r>
-      <w:bookmarkStart w:id="6" w:name="_GoBack"/>
-      <w:bookmarkEnd w:id="6"/>
-      <w:r>
-        <w:rPr>
-          <w:rFonts w:hint="eastAsia"/>
-        </w:rPr>
-        <w:t>事务提交。</w:t>
+      <w:r>
+        <w:rPr>
+          <w:rFonts w:hint="eastAsia"/>
+        </w:rPr>
+        <w:t>，事务提交。</w:t>
       </w:r>
     </w:p>
     <w:p>
@@ -4987,14 +4679,12 @@
         </w:rPr>
         <w:t>对应的</w:t>
       </w:r>
-      <w:proofErr w:type="spellStart"/>
       <w:r>
         <w:rPr>
           <w:rFonts w:hint="eastAsia"/>
         </w:rPr>
         <w:t>ParentId</w:t>
       </w:r>
-      <w:proofErr w:type="spellEnd"/>
       <w:r>
         <w:rPr>
           <w:rFonts w:hint="eastAsia"/>
@@ -5373,11 +5063,9 @@
         </w:rPr>
         <w:t>桶不存在，返回</w:t>
       </w:r>
-      <w:proofErr w:type="spellStart"/>
       <w:r>
         <w:t>NoSuchBucket</w:t>
       </w:r>
-      <w:proofErr w:type="spellEnd"/>
       <w:r>
         <w:rPr>
           <w:rFonts w:hint="eastAsia"/>
@@ -5401,11 +5089,9 @@
         </w:rPr>
         <w:t>桶不属于自己，返回</w:t>
       </w:r>
-      <w:proofErr w:type="spellStart"/>
       <w:r>
         <w:t>AccessDenied</w:t>
       </w:r>
-      <w:proofErr w:type="spellEnd"/>
       <w:r>
         <w:rPr>
           <w:rFonts w:hint="eastAsia"/>
@@ -5722,11 +5408,9 @@
         </w:rPr>
         <w:t>桶不存在，返回</w:t>
       </w:r>
-      <w:proofErr w:type="spellStart"/>
       <w:r>
         <w:t>NoSuchBucket</w:t>
       </w:r>
-      <w:proofErr w:type="spellEnd"/>
       <w:r>
         <w:rPr>
           <w:rFonts w:hint="eastAsia"/>
@@ -5750,11 +5434,9 @@
         </w:rPr>
         <w:t>桶不属于自己，返回</w:t>
       </w:r>
-      <w:proofErr w:type="spellStart"/>
       <w:r>
         <w:t>AccessDenied</w:t>
       </w:r>
-      <w:proofErr w:type="spellEnd"/>
       <w:r>
         <w:rPr>
           <w:rFonts w:hint="eastAsia"/>
@@ -7130,14 +6812,12 @@
               </w:rPr>
               <w:t>头部中的</w:t>
             </w:r>
-            <w:proofErr w:type="spellStart"/>
             <w:r>
               <w:rPr>
                 <w:rFonts w:hint="eastAsia"/>
               </w:rPr>
               <w:t>AccessKeyID</w:t>
             </w:r>
-            <w:proofErr w:type="spellEnd"/>
             <w:r>
               <w:rPr>
                 <w:rFonts w:hint="eastAsia"/>
@@ -7162,14 +6842,12 @@
               </w:rPr>
               <w:t>的</w:t>
             </w:r>
-            <w:proofErr w:type="spellStart"/>
             <w:r>
               <w:rPr>
                 <w:rFonts w:hint="eastAsia"/>
               </w:rPr>
               <w:t>AccessKeyID</w:t>
             </w:r>
-            <w:proofErr w:type="spellEnd"/>
             <w:r>
               <w:rPr>
                 <w:rFonts w:hint="eastAsia"/>
@@ -7759,19 +7437,11 @@
             <w:pPr>
               <w:ind w:left="0"/>
             </w:pPr>
-            <w:proofErr w:type="gramStart"/>
-            <w:r>
-              <w:rPr>
-                <w:rFonts w:hint="eastAsia"/>
-              </w:rPr>
-              <w:t>桶名不</w:t>
-            </w:r>
-            <w:proofErr w:type="gramEnd"/>
-            <w:r>
-              <w:rPr>
-                <w:rFonts w:hint="eastAsia"/>
-              </w:rPr>
-              <w:t>符合规范</w:t>
+            <w:r>
+              <w:rPr>
+                <w:rFonts w:hint="eastAsia"/>
+              </w:rPr>
+              <w:t>桶名不符合规范</w:t>
             </w:r>
           </w:p>
         </w:tc>
@@ -7839,16 +7509,8 @@
               <w:rPr>
                 <w:rFonts w:hint="eastAsia"/>
               </w:rPr>
-              <w:t>创建一个桶，</w:t>
-            </w:r>
-            <w:proofErr w:type="gramStart"/>
-            <w:r>
-              <w:rPr>
-                <w:rFonts w:hint="eastAsia"/>
-              </w:rPr>
-              <w:t>桶名包含</w:t>
-            </w:r>
-            <w:proofErr w:type="gramEnd"/>
+              <w:t>创建一个桶，桶名包含</w:t>
+            </w:r>
             <w:r>
               <w:rPr>
                 <w:rFonts w:hint="eastAsia"/>
@@ -8036,19 +7698,11 @@
             <w:pPr>
               <w:ind w:left="0"/>
             </w:pPr>
-            <w:proofErr w:type="gramStart"/>
-            <w:r>
-              <w:rPr>
-                <w:rFonts w:hint="eastAsia"/>
-              </w:rPr>
-              <w:t>桶名包含</w:t>
-            </w:r>
-            <w:proofErr w:type="gramEnd"/>
-            <w:r>
-              <w:rPr>
-                <w:rFonts w:hint="eastAsia"/>
-              </w:rPr>
-              <w:t>特殊字符</w:t>
+            <w:r>
+              <w:rPr>
+                <w:rFonts w:hint="eastAsia"/>
+              </w:rPr>
+              <w:t>桶名包含特殊字符</w:t>
             </w:r>
           </w:p>
         </w:tc>
@@ -8116,16 +7770,8 @@
               <w:rPr>
                 <w:rFonts w:hint="eastAsia"/>
               </w:rPr>
-              <w:t>创建一个桶，</w:t>
-            </w:r>
-            <w:proofErr w:type="gramStart"/>
-            <w:r>
-              <w:rPr>
-                <w:rFonts w:hint="eastAsia"/>
-              </w:rPr>
-              <w:t>桶名为</w:t>
-            </w:r>
-            <w:proofErr w:type="gramEnd"/>
+              <w:t>创建一个桶，桶名为</w:t>
+            </w:r>
             <w:r>
               <w:rPr>
                 <w:rFonts w:hint="eastAsia"/>
@@ -8204,52 +7850,14 @@
               <w:rPr>
                 <w:rFonts w:hint="eastAsia"/>
               </w:rPr>
-              <w:t>创建一个桶，</w:t>
-            </w:r>
-            <w:proofErr w:type="gramStart"/>
-            <w:r>
-              <w:rPr>
-                <w:rFonts w:hint="eastAsia"/>
-              </w:rPr>
-              <w:t>桶名为</w:t>
-            </w:r>
-            <w:proofErr w:type="gramEnd"/>
-            <w:r>
-              <w:rPr>
-                <w:rFonts w:hint="eastAsia"/>
-              </w:rPr>
-              <w:t>ww.ww.ww.</w:t>
-            </w:r>
-            <w:proofErr w:type="gramStart"/>
-            <w:r>
-              <w:rPr>
-                <w:rFonts w:hint="eastAsia"/>
-              </w:rPr>
-              <w:t>ee.</w:t>
-            </w:r>
-            <w:proofErr w:type="spellStart"/>
-            <w:r>
-              <w:rPr>
-                <w:rFonts w:hint="eastAsia"/>
-              </w:rPr>
-              <w:t>rr</w:t>
-            </w:r>
-            <w:proofErr w:type="spellEnd"/>
-            <w:r>
-              <w:rPr>
-                <w:rFonts w:hint="eastAsia"/>
-              </w:rPr>
-              <w:t>..</w:t>
-            </w:r>
-            <w:proofErr w:type="spellStart"/>
-            <w:proofErr w:type="gramEnd"/>
-            <w:r>
-              <w:rPr>
-                <w:rFonts w:hint="eastAsia"/>
-              </w:rPr>
-              <w:t>dd</w:t>
-            </w:r>
-            <w:proofErr w:type="spellEnd"/>
+              <w:t>创建一个桶，桶名为</w:t>
+            </w:r>
+            <w:r>
+              <w:rPr>
+                <w:rFonts w:hint="eastAsia"/>
+              </w:rPr>
+              <w:t>ww.ww.ww.ee.rr..dd</w:t>
+            </w:r>
           </w:p>
           <w:p>
             <w:pPr>
@@ -8279,16 +7887,8 @@
               <w:rPr>
                 <w:rFonts w:hint="eastAsia"/>
               </w:rPr>
-              <w:t>创建一个桶，</w:t>
-            </w:r>
-            <w:proofErr w:type="gramStart"/>
-            <w:r>
-              <w:rPr>
-                <w:rFonts w:hint="eastAsia"/>
-              </w:rPr>
-              <w:t>桶名包含</w:t>
-            </w:r>
-            <w:proofErr w:type="gramEnd"/>
+              <w:t>创建一个桶，桶名包含</w:t>
+            </w:r>
             <w:r>
               <w:rPr>
                 <w:rFonts w:hint="eastAsia"/>
@@ -8392,30 +7992,8 @@
               <w:rPr>
                 <w:rFonts w:hint="eastAsia"/>
               </w:rPr>
-              <w:t>ww.ww.ww.ee.</w:t>
-            </w:r>
-            <w:proofErr w:type="spellStart"/>
-            <w:r>
-              <w:rPr>
-                <w:rFonts w:hint="eastAsia"/>
-              </w:rPr>
-              <w:t>rr</w:t>
-            </w:r>
-            <w:proofErr w:type="spellEnd"/>
-            <w:r>
-              <w:rPr>
-                <w:rFonts w:hint="eastAsia"/>
-              </w:rPr>
-              <w:t>..</w:t>
-            </w:r>
-            <w:proofErr w:type="spellStart"/>
-            <w:r>
-              <w:rPr>
-                <w:rFonts w:hint="eastAsia"/>
-              </w:rPr>
-              <w:t>dd</w:t>
-            </w:r>
-            <w:proofErr w:type="spellEnd"/>
+              <w:t>ww.ww.ww.ee.rr..dd</w:t>
+            </w:r>
             <w:r>
               <w:rPr>
                 <w:rFonts w:hint="eastAsia"/>
@@ -8544,14 +8122,12 @@
               </w:rPr>
               <w:t>用户创建了桶</w:t>
             </w:r>
-            <w:proofErr w:type="spellStart"/>
             <w:r>
               <w:rPr>
                 <w:rFonts w:hint="eastAsia"/>
               </w:rPr>
               <w:t>mybucket</w:t>
             </w:r>
-            <w:proofErr w:type="spellEnd"/>
           </w:p>
           <w:p>
             <w:pPr>
@@ -8611,14 +8187,12 @@
             <w:r>
               <w:t xml:space="preserve"> </w:t>
             </w:r>
-            <w:proofErr w:type="spellStart"/>
             <w:r>
               <w:rPr>
                 <w:rFonts w:hint="eastAsia"/>
               </w:rPr>
               <w:t>Bucketversioning</w:t>
             </w:r>
-            <w:proofErr w:type="spellEnd"/>
             <w:r>
               <w:rPr>
                 <w:rFonts w:hint="eastAsia"/>
@@ -8669,14 +8243,12 @@
             <w:r>
               <w:t xml:space="preserve"> </w:t>
             </w:r>
-            <w:proofErr w:type="spellStart"/>
             <w:r>
               <w:rPr>
                 <w:rFonts w:hint="eastAsia"/>
               </w:rPr>
               <w:t>Bucketversioning</w:t>
             </w:r>
-            <w:proofErr w:type="spellEnd"/>
             <w:r>
               <w:rPr>
                 <w:rFonts w:hint="eastAsia"/>
@@ -8736,21 +8308,7 @@
               <w:rPr>
                 <w:i/>
               </w:rPr>
-              <w:t>&lt;</w:t>
-            </w:r>
-            <w:proofErr w:type="spellStart"/>
-            <w:r>
-              <w:rPr>
-                <w:i/>
-              </w:rPr>
-              <w:t>VersioningConfiguration</w:t>
-            </w:r>
-            <w:proofErr w:type="spellEnd"/>
-            <w:r>
-              <w:rPr>
-                <w:i/>
-              </w:rPr>
-              <w:t>/&gt;</w:t>
+              <w:t>&lt;VersioningConfiguration/&gt;</w:t>
             </w:r>
           </w:p>
           <w:p>
@@ -8980,7 +8538,6 @@
               </w:rPr>
               <w:t>用户创建了桶</w:t>
             </w:r>
-            <w:proofErr w:type="spellStart"/>
             <w:r>
               <w:rPr>
                 <w:rFonts w:hint="eastAsia"/>
@@ -8988,7 +8545,6 @@
               </w:rPr>
               <w:t>mybucket</w:t>
             </w:r>
-            <w:proofErr w:type="spellEnd"/>
           </w:p>
           <w:p>
             <w:pPr>
@@ -9042,7 +8598,6 @@
               </w:rPr>
               <w:t>查询</w:t>
             </w:r>
-            <w:proofErr w:type="spellStart"/>
             <w:r>
               <w:rPr>
                 <w:rFonts w:hint="eastAsia"/>
@@ -9050,7 +8605,6 @@
               </w:rPr>
               <w:t>mybucket</w:t>
             </w:r>
-            <w:proofErr w:type="spellEnd"/>
             <w:r>
               <w:rPr>
                 <w:rFonts w:hint="eastAsia"/>
@@ -9111,7 +8665,6 @@
               </w:rPr>
               <w:t>设置</w:t>
             </w:r>
-            <w:proofErr w:type="spellStart"/>
             <w:r>
               <w:rPr>
                 <w:rFonts w:hint="eastAsia"/>
@@ -9119,7 +8672,6 @@
               </w:rPr>
               <w:t>mybucket</w:t>
             </w:r>
-            <w:proofErr w:type="spellEnd"/>
             <w:r>
               <w:rPr>
                 <w:rFonts w:hint="eastAsia"/>
@@ -9194,7 +8746,6 @@
               </w:rPr>
               <w:t>查询</w:t>
             </w:r>
-            <w:proofErr w:type="spellStart"/>
             <w:r>
               <w:rPr>
                 <w:rFonts w:hint="eastAsia"/>
@@ -9202,7 +8753,6 @@
               </w:rPr>
               <w:t>mybucket</w:t>
             </w:r>
-            <w:proofErr w:type="spellEnd"/>
             <w:r>
               <w:rPr>
                 <w:rFonts w:hint="eastAsia"/>
@@ -9740,19 +9290,11 @@
             <w:pPr>
               <w:ind w:left="0"/>
             </w:pPr>
-            <w:proofErr w:type="spellStart"/>
-            <w:r>
-              <w:rPr>
-                <w:rFonts w:hint="eastAsia"/>
-              </w:rPr>
-              <w:t>sdb</w:t>
-            </w:r>
-            <w:proofErr w:type="spellEnd"/>
-            <w:r>
-              <w:rPr>
-                <w:rFonts w:hint="eastAsia"/>
-              </w:rPr>
-              <w:t xml:space="preserve"> shell</w:t>
+            <w:r>
+              <w:rPr>
+                <w:rFonts w:hint="eastAsia"/>
+              </w:rPr>
+              <w:t>sdb shell</w:t>
             </w:r>
             <w:r>
               <w:rPr>
@@ -9798,7 +9340,7 @@
 
 <file path=word/comments.xml><?xml version="1.0" encoding="utf-8"?>
 <w:comments xmlns:wpc="http://schemas.microsoft.com/office/word/2010/wordprocessingCanvas" xmlns:cx="http://schemas.microsoft.com/office/drawing/2014/chartex" xmlns:mc="http://schemas.openxmlformats.org/markup-compatibility/2006" xmlns:o="urn:schemas-microsoft-com:office:office" xmlns:r="http://schemas.openxmlformats.org/officeDocument/2006/relationships" xmlns:m="http://schemas.openxmlformats.org/officeDocument/2006/math" xmlns:v="urn:schemas-microsoft-com:vml" xmlns:wp14="http://schemas.microsoft.com/office/word/2010/wordprocessingDrawing" xmlns:wp="http://schemas.openxmlformats.org/drawingml/2006/wordprocessingDrawing" xmlns:w10="urn:schemas-microsoft-com:office:word" xmlns:w="http://schemas.openxmlformats.org/wordprocessingml/2006/main" xmlns:w14="http://schemas.microsoft.com/office/word/2010/wordml" xmlns:w15="http://schemas.microsoft.com/office/word/2012/wordml" xmlns:w16se="http://schemas.microsoft.com/office/word/2015/wordml/symex" xmlns:wpg="http://schemas.microsoft.com/office/word/2010/wordprocessingGroup" xmlns:wpi="http://schemas.microsoft.com/office/word/2010/wordprocessingInk" xmlns:wne="http://schemas.microsoft.com/office/word/2006/wordml" xmlns:wps="http://schemas.microsoft.com/office/word/2010/wordprocessingShape" mc:Ignorable="w14 w15 w16se wp14">
-  <w:comment w:id="3" w:author="zhaoyujing" w:date="2019-02-27T15:00:00Z" w:initials="z">
+  <w:comment w:id="4" w:author="zhaoyujing" w:date="2019-02-27T15:00:00Z" w:initials="z">
     <w:p>
       <w:pPr>
         <w:pStyle w:val="af0"/>
@@ -9813,25 +9355,11 @@
         <w:rPr>
           <w:rFonts w:hint="eastAsia"/>
         </w:rPr>
-        <w:t>节点</w:t>
-      </w:r>
-      <w:proofErr w:type="gramStart"/>
-      <w:r>
-        <w:rPr>
-          <w:rFonts w:hint="eastAsia"/>
-        </w:rPr>
-        <w:t>重启对分割</w:t>
-      </w:r>
-      <w:proofErr w:type="gramEnd"/>
-      <w:r>
-        <w:rPr>
-          <w:rFonts w:hint="eastAsia"/>
-        </w:rPr>
-        <w:t>符的处理，定时任务的流程补充，重启中不对</w:t>
+        <w:t>节点重启对分割符的处理，定时任务的流程补充，重启中不对</w:t>
       </w:r>
     </w:p>
   </w:comment>
-  <w:comment w:id="4" w:author="zhaoyujing" w:date="2019-02-27T15:31:00Z" w:initials="z">
+  <w:comment w:id="5" w:author="zhaoyujing" w:date="2019-02-27T15:31:00Z" w:initials="z">
     <w:p>
       <w:pPr>
         <w:pStyle w:val="af0"/>
@@ -9862,7 +9390,7 @@
       </w:r>
     </w:p>
   </w:comment>
-  <w:comment w:id="5" w:author="zhaoyujing" w:date="2019-02-27T15:51:00Z" w:initials="z">
+  <w:comment w:id="6" w:author="zhaoyujing" w:date="2019-02-27T15:51:00Z" w:initials="z">
     <w:p>
       <w:pPr>
         <w:pStyle w:val="af0"/>
@@ -9873,7 +9401,6 @@
         </w:rPr>
         <w:annotationRef/>
       </w:r>
-      <w:proofErr w:type="spellStart"/>
       <w:r>
         <w:t>T</w:t>
       </w:r>
@@ -9883,7 +9410,6 @@
         </w:rPr>
         <w:t>askID</w:t>
       </w:r>
-      <w:proofErr w:type="spellEnd"/>
       <w:r>
         <w:rPr>
           <w:rFonts w:hint="eastAsia"/>
@@ -9914,14 +9440,12 @@
         </w:rPr>
         <w:t>状态的分隔符，并删除</w:t>
       </w:r>
-      <w:proofErr w:type="spellStart"/>
       <w:r>
         <w:rPr>
           <w:rFonts w:hint="eastAsia"/>
         </w:rPr>
         <w:t>taskId</w:t>
       </w:r>
-      <w:proofErr w:type="spellEnd"/>
     </w:p>
   </w:comment>
   <w:comment w:id="7" w:author="zhaoyujing" w:date="2019-02-27T16:09:00Z" w:initials="z">
@@ -10023,7 +9547,7 @@
             <w:noProof/>
             <w:lang w:val="zh-CN"/>
           </w:rPr>
-          <w:t>7</w:t>
+          <w:t>11</w:t>
         </w:r>
         <w:r>
           <w:fldChar w:fldCharType="end"/>
@@ -15880,7 +15404,7 @@
 </file>
 
 <file path=customXml/itemProps1.xml><?xml version="1.0" encoding="utf-8"?>
-<ds:datastoreItem xmlns:ds="http://schemas.openxmlformats.org/officeDocument/2006/customXml" ds:itemID="{2B89E2DE-35A9-45D4-A8EB-F06883859726}">
+<ds:datastoreItem xmlns:ds="http://schemas.openxmlformats.org/officeDocument/2006/customXml" ds:itemID="{003E23F1-E52E-4209-8E79-51B1892C7668}">
   <ds:schemaRefs>
     <ds:schemaRef ds:uri="http://schemas.openxmlformats.org/officeDocument/2006/bibliography"/>
   </ds:schemaRefs>

--- a/internal_doc/03.开发设计/Amazon S3接口兼容/Story--SequoiaDB兼容Amazon S3接口 -桶分隔符管理.docx
+++ b/internal_doc/03.开发设计/Amazon S3接口兼容/Story--SequoiaDB兼容Amazon S3接口 -桶分隔符管理.docx
@@ -6,6 +6,8 @@
       <w:pPr>
         <w:pStyle w:val="ab"/>
       </w:pPr>
+      <w:bookmarkStart w:id="0" w:name="_GoBack"/>
+      <w:bookmarkEnd w:id="0"/>
       <w:r>
         <w:rPr>
           <w:rFonts w:hint="eastAsia"/>
@@ -994,14 +996,7 @@
               <w:rPr>
                 <w:i/>
               </w:rPr>
-              <w:t>PUT /</w:t>
-            </w:r>
-            <w:r>
-              <w:rPr>
-                <w:rFonts w:hint="eastAsia"/>
-                <w:i/>
-              </w:rPr>
-              <w:t>s3</w:t>
+              <w:t xml:space="preserve">PUT </w:t>
             </w:r>
             <w:r>
               <w:rPr>
@@ -1904,8 +1899,6 @@
               </w:rPr>
               <w:t xml:space="preserve"> HTTP/1.1 </w:t>
             </w:r>
-            <w:bookmarkStart w:id="0" w:name="_GoBack"/>
-            <w:bookmarkEnd w:id="0"/>
           </w:p>
           <w:p>
             <w:pPr>
@@ -9547,7 +9540,7 @@
             <w:noProof/>
             <w:lang w:val="zh-CN"/>
           </w:rPr>
-          <w:t>11</w:t>
+          <w:t>1</w:t>
         </w:r>
         <w:r>
           <w:fldChar w:fldCharType="end"/>
@@ -15404,7 +15397,7 @@
 </file>
 
 <file path=customXml/itemProps1.xml><?xml version="1.0" encoding="utf-8"?>
-<ds:datastoreItem xmlns:ds="http://schemas.openxmlformats.org/officeDocument/2006/customXml" ds:itemID="{003E23F1-E52E-4209-8E79-51B1892C7668}">
+<ds:datastoreItem xmlns:ds="http://schemas.openxmlformats.org/officeDocument/2006/customXml" ds:itemID="{3E5492BF-54C7-4A11-A7DA-538BD6EEC32F}">
   <ds:schemaRefs>
     <ds:schemaRef ds:uri="http://schemas.openxmlformats.org/officeDocument/2006/bibliography"/>
   </ds:schemaRefs>
